--- a/отчёт/Отчёт КП.docx
+++ b/отчёт/Отчёт КП.docx
@@ -62,27 +62,7 @@
           <w:szCs w:val="28"/>
           <w:lang w:eastAsia="ru-RU"/>
         </w:rPr>
-        <w:t>ФГАОУ ВО «</w:t>
-      </w:r>
-      <w:proofErr w:type="gramStart"/>
-      <w:r>
-        <w:rPr>
-          <w:rFonts w:ascii="Times New Roman" w:eastAsia="Times New Roman" w:hAnsi="Times New Roman" w:cs="Times New Roman"/>
-          <w:sz w:val="28"/>
-          <w:szCs w:val="28"/>
-          <w:lang w:eastAsia="ru-RU"/>
-        </w:rPr>
-        <w:t>СЕВЕРО-КАВКАЗСКИЙ ФЕДЕРАЛЬНЫЙ</w:t>
-      </w:r>
-      <w:proofErr w:type="gramEnd"/>
-      <w:r>
-        <w:rPr>
-          <w:rFonts w:ascii="Times New Roman" w:eastAsia="Times New Roman" w:hAnsi="Times New Roman" w:cs="Times New Roman"/>
-          <w:sz w:val="28"/>
-          <w:szCs w:val="28"/>
-          <w:lang w:eastAsia="ru-RU"/>
-        </w:rPr>
-        <w:t xml:space="preserve"> УНИВЕРСИТЕТ»</w:t>
+        <w:t>ФГАОУ ВО «СЕВЕРО-КАВКАЗСКИЙ ФЕДЕРАЛЬНЫЙ УНИВЕРСИТЕТ»</w:t>
       </w:r>
     </w:p>
     <w:p>
@@ -565,27 +545,7 @@
           <w:szCs w:val="28"/>
           <w:lang w:eastAsia="ru-RU"/>
         </w:rPr>
-        <w:t xml:space="preserve">З.М. </w:t>
-      </w:r>
-      <w:proofErr w:type="spellStart"/>
-      <w:r>
-        <w:rPr>
-          <w:rFonts w:ascii="Times New Roman" w:eastAsia="Times New Roman" w:hAnsi="Times New Roman" w:cs="Times New Roman"/>
-          <w:sz w:val="28"/>
-          <w:szCs w:val="28"/>
-          <w:lang w:eastAsia="ru-RU"/>
-        </w:rPr>
-        <w:t>Альбекова</w:t>
-      </w:r>
-      <w:proofErr w:type="spellEnd"/>
-      <w:r>
-        <w:rPr>
-          <w:rFonts w:ascii="Times New Roman" w:eastAsia="Times New Roman" w:hAnsi="Times New Roman" w:cs="Times New Roman"/>
-          <w:sz w:val="28"/>
-          <w:szCs w:val="28"/>
-          <w:lang w:eastAsia="ru-RU"/>
-        </w:rPr>
-        <w:t>, доцент межинститутской базовой кафедры</w:t>
+        <w:t>З.М. Альбекова, доцент межинститутской базовой кафедры</w:t>
       </w:r>
     </w:p>
     <w:p>
@@ -723,17 +683,7 @@
           <w:szCs w:val="28"/>
           <w:lang w:eastAsia="ru-RU"/>
         </w:rPr>
-        <w:t xml:space="preserve">защищена с </w:t>
-      </w:r>
-      <w:proofErr w:type="gramStart"/>
-      <w:r>
-        <w:rPr>
-          <w:rFonts w:ascii="Times New Roman" w:eastAsia="Times New Roman" w:hAnsi="Times New Roman" w:cs="Times New Roman"/>
-          <w:sz w:val="28"/>
-          <w:szCs w:val="28"/>
-          <w:lang w:eastAsia="ru-RU"/>
-        </w:rPr>
-        <w:t xml:space="preserve">оценкой  </w:t>
+        <w:t xml:space="preserve">защищена с оценкой  </w:t>
       </w:r>
       <w:r>
         <w:rPr>
@@ -743,15 +693,6 @@
           <w:lang w:eastAsia="ru-RU"/>
         </w:rPr>
         <w:tab/>
-      </w:r>
-      <w:proofErr w:type="gramEnd"/>
-      <w:r>
-        <w:rPr>
-          <w:rFonts w:ascii="Times New Roman" w:eastAsia="Times New Roman" w:hAnsi="Times New Roman" w:cs="Times New Roman"/>
-          <w:sz w:val="28"/>
-          <w:szCs w:val="28"/>
-          <w:lang w:eastAsia="ru-RU"/>
-        </w:rPr>
         <w:t>____________________</w:t>
       </w:r>
       <w:r>
@@ -1172,17 +1113,7 @@
           <w:szCs w:val="28"/>
           <w:lang w:eastAsia="ru-RU"/>
         </w:rPr>
-        <w:t xml:space="preserve">доцент </w:t>
-      </w:r>
-      <w:proofErr w:type="gramStart"/>
-      <w:r>
-        <w:rPr>
-          <w:rFonts w:ascii="Times New Roman" w:eastAsia="Times New Roman" w:hAnsi="Times New Roman" w:cs="Times New Roman"/>
-          <w:sz w:val="28"/>
-          <w:szCs w:val="28"/>
-          <w:lang w:eastAsia="ru-RU"/>
-        </w:rPr>
-        <w:t xml:space="preserve">МИБК  </w:t>
+        <w:t xml:space="preserve">доцент МИБК  </w:t>
       </w:r>
       <w:r>
         <w:rPr>
@@ -1193,7 +1124,6 @@
         </w:rPr>
         <w:tab/>
       </w:r>
-      <w:proofErr w:type="gramEnd"/>
       <w:r>
         <w:rPr>
           <w:rFonts w:ascii="Times New Roman" w:eastAsia="Times New Roman" w:hAnsi="Times New Roman" w:cs="Times New Roman"/>
@@ -1445,27 +1375,7 @@
           <w:szCs w:val="28"/>
           <w:lang w:eastAsia="ru-RU"/>
         </w:rPr>
-        <w:t>«</w:t>
-      </w:r>
-      <w:proofErr w:type="gramStart"/>
-      <w:r>
-        <w:rPr>
-          <w:rFonts w:ascii="Times New Roman" w:eastAsia="Times New Roman" w:hAnsi="Times New Roman" w:cs="Times New Roman"/>
-          <w:sz w:val="28"/>
-          <w:szCs w:val="28"/>
-          <w:lang w:eastAsia="ru-RU"/>
-        </w:rPr>
-        <w:t>СЕВЕРО-КАВКАЗСКИЙ ФЕДЕРАЛЬНЫЙ</w:t>
-      </w:r>
-      <w:proofErr w:type="gramEnd"/>
-      <w:r>
-        <w:rPr>
-          <w:rFonts w:ascii="Times New Roman" w:eastAsia="Times New Roman" w:hAnsi="Times New Roman" w:cs="Times New Roman"/>
-          <w:sz w:val="28"/>
-          <w:szCs w:val="28"/>
-          <w:lang w:eastAsia="ru-RU"/>
-        </w:rPr>
-        <w:t xml:space="preserve"> УНИВЕРСИТЕТ»</w:t>
+        <w:t>«СЕВЕРО-КАВКАЗСКИЙ ФЕДЕРАЛЬНЫЙ УНИВЕРСИТЕТ»</w:t>
       </w:r>
     </w:p>
     <w:p>
@@ -2172,29 +2082,7 @@
           <w:u w:val="single"/>
           <w:lang w:eastAsia="ru-RU"/>
         </w:rPr>
-        <w:t xml:space="preserve">-диаграмм </w:t>
-      </w:r>
-      <w:proofErr w:type="gramStart"/>
-      <w:r>
-        <w:rPr>
-          <w:rFonts w:ascii="Times New Roman" w:eastAsia="Times New Roman" w:hAnsi="Times New Roman" w:cs="Times New Roman"/>
-          <w:sz w:val="28"/>
-          <w:szCs w:val="28"/>
-          <w:u w:val="single"/>
-          <w:lang w:eastAsia="ru-RU"/>
-        </w:rPr>
-        <w:t>классов,  разработка</w:t>
-      </w:r>
-      <w:proofErr w:type="gramEnd"/>
-      <w:r>
-        <w:rPr>
-          <w:rFonts w:ascii="Times New Roman" w:eastAsia="Times New Roman" w:hAnsi="Times New Roman" w:cs="Times New Roman"/>
-          <w:sz w:val="28"/>
-          <w:szCs w:val="28"/>
-          <w:u w:val="single"/>
-          <w:lang w:eastAsia="ru-RU"/>
-        </w:rPr>
-        <w:t xml:space="preserve"> алгоритмов решения задачи, методов классов</w:t>
+        <w:t>-диаграмм классов,  разработка алгоритмов решения задачи, методов классов</w:t>
       </w:r>
     </w:p>
     <w:p>
@@ -2378,29 +2266,7 @@
           <w:u w:val="single"/>
           <w:lang w:eastAsia="ru-RU"/>
         </w:rPr>
-        <w:t xml:space="preserve">монографии, диссертации, научные </w:t>
-      </w:r>
-      <w:proofErr w:type="gramStart"/>
-      <w:r>
-        <w:rPr>
-          <w:rFonts w:ascii="Times New Roman" w:eastAsia="Times New Roman" w:hAnsi="Times New Roman" w:cs="Times New Roman"/>
-          <w:sz w:val="28"/>
-          <w:szCs w:val="28"/>
-          <w:u w:val="single"/>
-          <w:lang w:eastAsia="ru-RU"/>
-        </w:rPr>
-        <w:t>статьи,  учебно</w:t>
-      </w:r>
-      <w:proofErr w:type="gramEnd"/>
-      <w:r>
-        <w:rPr>
-          <w:rFonts w:ascii="Times New Roman" w:eastAsia="Times New Roman" w:hAnsi="Times New Roman" w:cs="Times New Roman"/>
-          <w:sz w:val="28"/>
-          <w:szCs w:val="28"/>
-          <w:u w:val="single"/>
-          <w:lang w:eastAsia="ru-RU"/>
-        </w:rPr>
-        <w:t xml:space="preserve">-методические материалы, ссылки на официальные сайты, содержащие информацию необходимую для решения поставленных в работе задач  </w:t>
+        <w:t xml:space="preserve">монографии, диссертации, научные статьи,  учебно-методические материалы, ссылки на официальные сайты, содержащие информацию необходимую для решения поставленных в работе задач  </w:t>
       </w:r>
     </w:p>
     <w:p>
@@ -2441,27 +2307,7 @@
           <w:szCs w:val="28"/>
           <w:lang w:eastAsia="ru-RU"/>
         </w:rPr>
-        <w:t>1.Кузьмин, А. Г. Разработка фронтенд-приложений / А. Г. Кузьмин. – Санкт-</w:t>
-      </w:r>
-      <w:proofErr w:type="gramStart"/>
-      <w:r>
-        <w:rPr>
-          <w:rFonts w:ascii="Times New Roman" w:eastAsia="Times New Roman" w:hAnsi="Times New Roman" w:cs="Times New Roman"/>
-          <w:sz w:val="28"/>
-          <w:szCs w:val="28"/>
-          <w:lang w:eastAsia="ru-RU"/>
-        </w:rPr>
-        <w:t>Петербург :</w:t>
-      </w:r>
-      <w:proofErr w:type="gramEnd"/>
-      <w:r>
-        <w:rPr>
-          <w:rFonts w:ascii="Times New Roman" w:eastAsia="Times New Roman" w:hAnsi="Times New Roman" w:cs="Times New Roman"/>
-          <w:sz w:val="28"/>
-          <w:szCs w:val="28"/>
-          <w:lang w:eastAsia="ru-RU"/>
-        </w:rPr>
-        <w:t xml:space="preserve"> Питер, 2025. – 496 с. – (Библиотека программиста). – ISBN 978-5-4461-4272-9 -7-9-10.</w:t>
+        <w:t>1.Кузьмин, А. Г. Разработка фронтенд-приложений / А. Г. Кузьмин. – Санкт-Петербург : Питер, 2025. – 496 с. – (Библиотека программиста). – ISBN 978-5-4461-4272-9 -7-9-10.</w:t>
       </w:r>
     </w:p>
     <w:p>
@@ -2486,27 +2332,7 @@
           <w:szCs w:val="28"/>
           <w:lang w:eastAsia="ru-RU"/>
         </w:rPr>
-        <w:t>2.Кухтин, С. А. Frontend-разработка сайтов и приложений на HTML, CSS, JavaScript и React / С. А. Кухтин. – Санкт-</w:t>
-      </w:r>
-      <w:proofErr w:type="gramStart"/>
-      <w:r>
-        <w:rPr>
-          <w:rFonts w:ascii="Times New Roman" w:eastAsia="Times New Roman" w:hAnsi="Times New Roman" w:cs="Times New Roman"/>
-          <w:sz w:val="28"/>
-          <w:szCs w:val="28"/>
-          <w:lang w:eastAsia="ru-RU"/>
-        </w:rPr>
-        <w:t>Петербург :</w:t>
-      </w:r>
-      <w:proofErr w:type="gramEnd"/>
-      <w:r>
-        <w:rPr>
-          <w:rFonts w:ascii="Times New Roman" w:eastAsia="Times New Roman" w:hAnsi="Times New Roman" w:cs="Times New Roman"/>
-          <w:sz w:val="28"/>
-          <w:szCs w:val="28"/>
-          <w:lang w:eastAsia="ru-RU"/>
-        </w:rPr>
-        <w:t xml:space="preserve"> Наука и Техника, 2026. – 512 с. – ISBN 978-5-907592-84-1 -3.</w:t>
+        <w:t>2.Кухтин, С. А. Frontend-разработка сайтов и приложений на HTML, CSS, JavaScript и React / С. А. Кухтин. – Санкт-Петербург : Наука и Техника, 2026. – 512 с. – ISBN 978-5-907592-84-1 -3.</w:t>
       </w:r>
     </w:p>
     <w:p>
@@ -2532,47 +2358,7 @@
           <w:lang w:eastAsia="ru-RU"/>
         </w:rPr>
         <w:lastRenderedPageBreak/>
-        <w:t xml:space="preserve">3.Орбайсета, А. С. Создание фронтенд-фреймворка с нуля / А. С. </w:t>
-      </w:r>
-      <w:proofErr w:type="spellStart"/>
-      <w:r>
-        <w:rPr>
-          <w:rFonts w:ascii="Times New Roman" w:eastAsia="Times New Roman" w:hAnsi="Times New Roman" w:cs="Times New Roman"/>
-          <w:sz w:val="28"/>
-          <w:szCs w:val="28"/>
-          <w:lang w:eastAsia="ru-RU"/>
-        </w:rPr>
-        <w:t>Орбайсета</w:t>
-      </w:r>
-      <w:proofErr w:type="spellEnd"/>
-      <w:r>
-        <w:rPr>
-          <w:rFonts w:ascii="Times New Roman" w:eastAsia="Times New Roman" w:hAnsi="Times New Roman" w:cs="Times New Roman"/>
-          <w:sz w:val="28"/>
-          <w:szCs w:val="28"/>
-          <w:lang w:eastAsia="ru-RU"/>
-        </w:rPr>
-        <w:t>. – Санкт-</w:t>
-      </w:r>
-      <w:proofErr w:type="gramStart"/>
-      <w:r>
-        <w:rPr>
-          <w:rFonts w:ascii="Times New Roman" w:eastAsia="Times New Roman" w:hAnsi="Times New Roman" w:cs="Times New Roman"/>
-          <w:sz w:val="28"/>
-          <w:szCs w:val="28"/>
-          <w:lang w:eastAsia="ru-RU"/>
-        </w:rPr>
-        <w:t>Петербург :</w:t>
-      </w:r>
-      <w:proofErr w:type="gramEnd"/>
-      <w:r>
-        <w:rPr>
-          <w:rFonts w:ascii="Times New Roman" w:eastAsia="Times New Roman" w:hAnsi="Times New Roman" w:cs="Times New Roman"/>
-          <w:sz w:val="28"/>
-          <w:szCs w:val="28"/>
-          <w:lang w:eastAsia="ru-RU"/>
-        </w:rPr>
-        <w:t xml:space="preserve"> Питер, 2025. – 384 с. – (Библиотека программиста). – ISBN 978-5-4461-4201-9 </w:t>
+        <w:t xml:space="preserve">3.Орбайсета, А. С. Создание фронтенд-фреймворка с нуля / А. С. Орбайсета. – Санкт-Петербург : Питер, 2025. – 384 с. – (Библиотека программиста). – ISBN 978-5-4461-4201-9 </w:t>
       </w:r>
     </w:p>
     <w:p>
@@ -2622,47 +2408,7 @@
           <w:szCs w:val="28"/>
           <w:lang w:eastAsia="ru-RU"/>
         </w:rPr>
-        <w:t xml:space="preserve">5. Проектирование и разработка WEB-приложений. Введение в frontend и backend разработку на JavaScript и </w:t>
-      </w:r>
-      <w:proofErr w:type="gramStart"/>
-      <w:r>
-        <w:rPr>
-          <w:rFonts w:ascii="Times New Roman" w:eastAsia="Times New Roman" w:hAnsi="Times New Roman" w:cs="Times New Roman"/>
-          <w:sz w:val="28"/>
-          <w:szCs w:val="28"/>
-          <w:lang w:eastAsia="ru-RU"/>
-        </w:rPr>
-        <w:t>node.js :</w:t>
-      </w:r>
-      <w:proofErr w:type="gramEnd"/>
-      <w:r>
-        <w:rPr>
-          <w:rFonts w:ascii="Times New Roman" w:eastAsia="Times New Roman" w:hAnsi="Times New Roman" w:cs="Times New Roman"/>
-          <w:sz w:val="28"/>
-          <w:szCs w:val="28"/>
-          <w:lang w:eastAsia="ru-RU"/>
-        </w:rPr>
-        <w:t xml:space="preserve"> учебное пособие для вузов. — 4-е изд., стер. — Санкт-</w:t>
-      </w:r>
-      <w:proofErr w:type="gramStart"/>
-      <w:r>
-        <w:rPr>
-          <w:rFonts w:ascii="Times New Roman" w:eastAsia="Times New Roman" w:hAnsi="Times New Roman" w:cs="Times New Roman"/>
-          <w:sz w:val="28"/>
-          <w:szCs w:val="28"/>
-          <w:lang w:eastAsia="ru-RU"/>
-        </w:rPr>
-        <w:t>Петербург :</w:t>
-      </w:r>
-      <w:proofErr w:type="gramEnd"/>
-      <w:r>
-        <w:rPr>
-          <w:rFonts w:ascii="Times New Roman" w:eastAsia="Times New Roman" w:hAnsi="Times New Roman" w:cs="Times New Roman"/>
-          <w:sz w:val="28"/>
-          <w:szCs w:val="28"/>
-          <w:lang w:eastAsia="ru-RU"/>
-        </w:rPr>
-        <w:t xml:space="preserve"> Лань, 2025. — 120 с. — ISBN 978-5-507-51011-5 </w:t>
+        <w:t xml:space="preserve">5. Проектирование и разработка WEB-приложений. Введение в frontend и backend разработку на JavaScript и node.js : учебное пособие для вузов. — 4-е изд., стер. — Санкт-Петербург : Лань, 2025. — 120 с. — ISBN 978-5-507-51011-5 </w:t>
       </w:r>
     </w:p>
     <w:p>
@@ -2687,47 +2433,7 @@
           <w:szCs w:val="28"/>
           <w:lang w:eastAsia="ru-RU"/>
         </w:rPr>
-        <w:t xml:space="preserve">6. Чернышев, С. А. Основы </w:t>
-      </w:r>
-      <w:proofErr w:type="spellStart"/>
-      <w:r>
-        <w:rPr>
-          <w:rFonts w:ascii="Times New Roman" w:eastAsia="Times New Roman" w:hAnsi="Times New Roman" w:cs="Times New Roman"/>
-          <w:sz w:val="28"/>
-          <w:szCs w:val="28"/>
-          <w:lang w:eastAsia="ru-RU"/>
-        </w:rPr>
-        <w:t>Flutter</w:t>
-      </w:r>
-      <w:proofErr w:type="spellEnd"/>
-      <w:r>
-        <w:rPr>
-          <w:rFonts w:ascii="Times New Roman" w:eastAsia="Times New Roman" w:hAnsi="Times New Roman" w:cs="Times New Roman"/>
-          <w:sz w:val="28"/>
-          <w:szCs w:val="28"/>
-          <w:lang w:eastAsia="ru-RU"/>
-        </w:rPr>
-        <w:t xml:space="preserve"> / С. А. Чернышев, Ю. М. Петров, С. П. Ильин, П. А. Гершевич. — Санкт-</w:t>
-      </w:r>
-      <w:proofErr w:type="gramStart"/>
-      <w:r>
-        <w:rPr>
-          <w:rFonts w:ascii="Times New Roman" w:eastAsia="Times New Roman" w:hAnsi="Times New Roman" w:cs="Times New Roman"/>
-          <w:sz w:val="28"/>
-          <w:szCs w:val="28"/>
-          <w:lang w:eastAsia="ru-RU"/>
-        </w:rPr>
-        <w:t>Петербург :</w:t>
-      </w:r>
-      <w:proofErr w:type="gramEnd"/>
-      <w:r>
-        <w:rPr>
-          <w:rFonts w:ascii="Times New Roman" w:eastAsia="Times New Roman" w:hAnsi="Times New Roman" w:cs="Times New Roman"/>
-          <w:sz w:val="28"/>
-          <w:szCs w:val="28"/>
-          <w:lang w:eastAsia="ru-RU"/>
-        </w:rPr>
-        <w:t xml:space="preserve"> Питер, 2026. — 688 с. — (Библиотека программиста). — ISBN 978-5-4461-4469-3</w:t>
+        <w:t>6. Чернышев, С. А. Основы Flutter / С. А. Чернышев, Ю. М. Петров, С. П. Ильин, П. А. Гершевич. — Санкт-Петербург : Питер, 2026. — 688 с. — (Библиотека программиста). — ISBN 978-5-4461-4469-3</w:t>
       </w:r>
     </w:p>
     <w:p>
@@ -2798,27 +2504,7 @@
           <w:szCs w:val="28"/>
           <w:lang w:eastAsia="ru-RU"/>
         </w:rPr>
-        <w:t xml:space="preserve"> 25 % - предоставление первого раздела      </w:t>
-      </w:r>
-      <w:proofErr w:type="gramStart"/>
-      <w:r>
-        <w:rPr>
-          <w:rFonts w:ascii="Times New Roman" w:eastAsia="Times New Roman" w:hAnsi="Times New Roman" w:cs="Times New Roman"/>
-          <w:sz w:val="28"/>
-          <w:szCs w:val="28"/>
-          <w:lang w:eastAsia="ru-RU"/>
-        </w:rPr>
-        <w:t xml:space="preserve">   «</w:t>
-      </w:r>
-      <w:proofErr w:type="gramEnd"/>
-      <w:r>
-        <w:rPr>
-          <w:rFonts w:ascii="Times New Roman" w:eastAsia="Times New Roman" w:hAnsi="Times New Roman" w:cs="Times New Roman"/>
-          <w:sz w:val="28"/>
-          <w:szCs w:val="28"/>
-          <w:lang w:eastAsia="ru-RU"/>
-        </w:rPr>
-        <w:t>12» марта   2026 г.</w:t>
+        <w:t xml:space="preserve"> 25 % - предоставление первого раздела         «12» марта   2026 г.</w:t>
       </w:r>
     </w:p>
     <w:p>
@@ -2841,162 +2527,82 @@
           <w:szCs w:val="28"/>
           <w:lang w:eastAsia="ru-RU"/>
         </w:rPr>
-        <w:t xml:space="preserve">     50 % </w:t>
-      </w:r>
-      <w:proofErr w:type="gramStart"/>
-      <w:r>
-        <w:rPr>
-          <w:rFonts w:ascii="Times New Roman" w:eastAsia="Times New Roman" w:hAnsi="Times New Roman" w:cs="Times New Roman"/>
-          <w:sz w:val="28"/>
-          <w:szCs w:val="28"/>
-          <w:lang w:eastAsia="ru-RU"/>
-        </w:rPr>
-        <w:t>-  предоставление</w:t>
-      </w:r>
-      <w:proofErr w:type="gramEnd"/>
-      <w:r>
-        <w:rPr>
-          <w:rFonts w:ascii="Times New Roman" w:eastAsia="Times New Roman" w:hAnsi="Times New Roman" w:cs="Times New Roman"/>
-          <w:sz w:val="28"/>
-          <w:szCs w:val="28"/>
-          <w:lang w:eastAsia="ru-RU"/>
-        </w:rPr>
-        <w:t xml:space="preserve"> второго раздела         «09» апреля   2026 г.</w:t>
-      </w:r>
-    </w:p>
-    <w:p>
-      <w:pPr>
-        <w:spacing w:after="0" w:line="360" w:lineRule="auto"/>
-        <w:jc w:val="both"/>
-        <w:rPr>
-          <w:rFonts w:ascii="Times New Roman" w:eastAsia="Times New Roman" w:hAnsi="Times New Roman" w:cs="Times New Roman"/>
-          <w:sz w:val="28"/>
-          <w:szCs w:val="28"/>
-          <w:lang w:eastAsia="ru-RU"/>
-        </w:rPr>
-      </w:pPr>
-      <w:r>
-        <w:rPr>
-          <w:rFonts w:ascii="Times New Roman" w:eastAsia="Times New Roman" w:hAnsi="Times New Roman" w:cs="Times New Roman"/>
-          <w:sz w:val="28"/>
-          <w:szCs w:val="28"/>
-          <w:lang w:eastAsia="ru-RU"/>
-        </w:rPr>
-        <w:t xml:space="preserve">     75 % - предоставление третьего раздела       </w:t>
-      </w:r>
-      <w:proofErr w:type="gramStart"/>
-      <w:r>
-        <w:rPr>
-          <w:rFonts w:ascii="Times New Roman" w:eastAsia="Times New Roman" w:hAnsi="Times New Roman" w:cs="Times New Roman"/>
-          <w:sz w:val="28"/>
-          <w:szCs w:val="28"/>
-          <w:lang w:eastAsia="ru-RU"/>
-        </w:rPr>
-        <w:t xml:space="preserve">   «</w:t>
-      </w:r>
-      <w:proofErr w:type="gramEnd"/>
-      <w:r>
-        <w:rPr>
-          <w:rFonts w:ascii="Times New Roman" w:eastAsia="Times New Roman" w:hAnsi="Times New Roman" w:cs="Times New Roman"/>
-          <w:sz w:val="28"/>
-          <w:szCs w:val="28"/>
-          <w:lang w:eastAsia="ru-RU"/>
-        </w:rPr>
-        <w:t>30» апреля 2026 г.</w:t>
-      </w:r>
-    </w:p>
-    <w:p>
-      <w:pPr>
-        <w:spacing w:after="0" w:line="360" w:lineRule="auto"/>
-        <w:jc w:val="both"/>
-        <w:rPr>
-          <w:rFonts w:ascii="Times New Roman" w:eastAsia="Times New Roman" w:hAnsi="Times New Roman" w:cs="Times New Roman"/>
-          <w:sz w:val="28"/>
-          <w:szCs w:val="28"/>
-          <w:lang w:eastAsia="ru-RU"/>
-        </w:rPr>
-      </w:pPr>
-      <w:r>
-        <w:rPr>
-          <w:rFonts w:ascii="Times New Roman" w:eastAsia="Times New Roman" w:hAnsi="Times New Roman" w:cs="Times New Roman"/>
-          <w:sz w:val="28"/>
-          <w:szCs w:val="28"/>
-          <w:lang w:eastAsia="ru-RU"/>
-        </w:rPr>
-        <w:t xml:space="preserve">     100 % - предоставление работы на отзыв     </w:t>
-      </w:r>
-      <w:proofErr w:type="gramStart"/>
-      <w:r>
-        <w:rPr>
-          <w:rFonts w:ascii="Times New Roman" w:eastAsia="Times New Roman" w:hAnsi="Times New Roman" w:cs="Times New Roman"/>
-          <w:sz w:val="28"/>
-          <w:szCs w:val="28"/>
-          <w:lang w:eastAsia="ru-RU"/>
-        </w:rPr>
-        <w:t xml:space="preserve">   «</w:t>
-      </w:r>
-      <w:proofErr w:type="gramEnd"/>
-      <w:r>
-        <w:rPr>
-          <w:rFonts w:ascii="Times New Roman" w:eastAsia="Times New Roman" w:hAnsi="Times New Roman" w:cs="Times New Roman"/>
-          <w:sz w:val="28"/>
-          <w:szCs w:val="28"/>
-          <w:lang w:eastAsia="ru-RU"/>
-        </w:rPr>
-        <w:t>14» мая      2026 г.</w:t>
-      </w:r>
-    </w:p>
-    <w:p>
-      <w:pPr>
-        <w:spacing w:after="0" w:line="360" w:lineRule="auto"/>
-        <w:jc w:val="both"/>
-        <w:rPr>
-          <w:rFonts w:ascii="Times New Roman" w:eastAsia="Times New Roman" w:hAnsi="Times New Roman" w:cs="Times New Roman"/>
-          <w:sz w:val="28"/>
-          <w:szCs w:val="28"/>
-          <w:lang w:eastAsia="ru-RU"/>
-        </w:rPr>
-      </w:pPr>
-    </w:p>
-    <w:p>
-      <w:pPr>
-        <w:spacing w:after="0" w:line="360" w:lineRule="auto"/>
-        <w:jc w:val="both"/>
-        <w:rPr>
-          <w:rFonts w:ascii="Times New Roman" w:eastAsia="Times New Roman" w:hAnsi="Times New Roman" w:cs="Times New Roman"/>
-          <w:sz w:val="28"/>
-          <w:szCs w:val="28"/>
-          <w:lang w:eastAsia="ru-RU"/>
-        </w:rPr>
-      </w:pPr>
-      <w:r>
-        <w:rPr>
-          <w:rFonts w:ascii="Times New Roman" w:eastAsia="Times New Roman" w:hAnsi="Times New Roman" w:cs="Times New Roman"/>
-          <w:sz w:val="28"/>
-          <w:szCs w:val="28"/>
-          <w:lang w:eastAsia="ru-RU"/>
-        </w:rPr>
-        <w:t xml:space="preserve">8. Срок защиты студентом курсового проекта    </w:t>
-      </w:r>
-      <w:proofErr w:type="gramStart"/>
-      <w:r>
-        <w:rPr>
-          <w:rFonts w:ascii="Times New Roman" w:eastAsia="Times New Roman" w:hAnsi="Times New Roman" w:cs="Times New Roman"/>
-          <w:sz w:val="28"/>
-          <w:szCs w:val="28"/>
-          <w:lang w:eastAsia="ru-RU"/>
-        </w:rPr>
-        <w:t xml:space="preserve">   «</w:t>
-      </w:r>
-      <w:proofErr w:type="gramEnd"/>
-      <w:r>
-        <w:rPr>
-          <w:rFonts w:ascii="Times New Roman" w:eastAsia="Times New Roman" w:hAnsi="Times New Roman" w:cs="Times New Roman"/>
-          <w:sz w:val="28"/>
-          <w:szCs w:val="28"/>
-          <w:lang w:eastAsia="ru-RU"/>
-        </w:rPr>
-        <w:t>23»  мая     2026 г.</w:t>
+        <w:t xml:space="preserve">     50 % -  предоставление второго раздела         «09» апреля   2026 г.</w:t>
+      </w:r>
+    </w:p>
+    <w:p>
+      <w:pPr>
+        <w:spacing w:after="0" w:line="360" w:lineRule="auto"/>
+        <w:jc w:val="both"/>
+        <w:rPr>
+          <w:rFonts w:ascii="Times New Roman" w:eastAsia="Times New Roman" w:hAnsi="Times New Roman" w:cs="Times New Roman"/>
+          <w:sz w:val="28"/>
+          <w:szCs w:val="28"/>
+          <w:lang w:eastAsia="ru-RU"/>
+        </w:rPr>
+      </w:pPr>
+      <w:r>
+        <w:rPr>
+          <w:rFonts w:ascii="Times New Roman" w:eastAsia="Times New Roman" w:hAnsi="Times New Roman" w:cs="Times New Roman"/>
+          <w:sz w:val="28"/>
+          <w:szCs w:val="28"/>
+          <w:lang w:eastAsia="ru-RU"/>
+        </w:rPr>
+        <w:t xml:space="preserve">     75 % - предоставление третьего раздела          «30» апреля 2026 г.</w:t>
+      </w:r>
+    </w:p>
+    <w:p>
+      <w:pPr>
+        <w:spacing w:after="0" w:line="360" w:lineRule="auto"/>
+        <w:jc w:val="both"/>
+        <w:rPr>
+          <w:rFonts w:ascii="Times New Roman" w:eastAsia="Times New Roman" w:hAnsi="Times New Roman" w:cs="Times New Roman"/>
+          <w:sz w:val="28"/>
+          <w:szCs w:val="28"/>
+          <w:lang w:eastAsia="ru-RU"/>
+        </w:rPr>
+      </w:pPr>
+      <w:r>
+        <w:rPr>
+          <w:rFonts w:ascii="Times New Roman" w:eastAsia="Times New Roman" w:hAnsi="Times New Roman" w:cs="Times New Roman"/>
+          <w:sz w:val="28"/>
+          <w:szCs w:val="28"/>
+          <w:lang w:eastAsia="ru-RU"/>
+        </w:rPr>
+        <w:t xml:space="preserve">     100 % - предоставление работы на отзыв        «14» мая      2026 г.</w:t>
+      </w:r>
+    </w:p>
+    <w:p>
+      <w:pPr>
+        <w:spacing w:after="0" w:line="360" w:lineRule="auto"/>
+        <w:jc w:val="both"/>
+        <w:rPr>
+          <w:rFonts w:ascii="Times New Roman" w:eastAsia="Times New Roman" w:hAnsi="Times New Roman" w:cs="Times New Roman"/>
+          <w:sz w:val="28"/>
+          <w:szCs w:val="28"/>
+          <w:lang w:eastAsia="ru-RU"/>
+        </w:rPr>
+      </w:pPr>
+    </w:p>
+    <w:p>
+      <w:pPr>
+        <w:spacing w:after="0" w:line="360" w:lineRule="auto"/>
+        <w:jc w:val="both"/>
+        <w:rPr>
+          <w:rFonts w:ascii="Times New Roman" w:eastAsia="Times New Roman" w:hAnsi="Times New Roman" w:cs="Times New Roman"/>
+          <w:sz w:val="28"/>
+          <w:szCs w:val="28"/>
+          <w:lang w:eastAsia="ru-RU"/>
+        </w:rPr>
+      </w:pPr>
+      <w:r>
+        <w:rPr>
+          <w:rFonts w:ascii="Times New Roman" w:eastAsia="Times New Roman" w:hAnsi="Times New Roman" w:cs="Times New Roman"/>
+          <w:sz w:val="28"/>
+          <w:szCs w:val="28"/>
+          <w:lang w:eastAsia="ru-RU"/>
+        </w:rPr>
+        <w:t>8. Срок защиты студентом курсового проекта       «23»  мая     2026 г.</w:t>
       </w:r>
     </w:p>
     <w:p>
@@ -3137,7 +2743,6 @@
           <w:lang w:eastAsia="ru-RU"/>
         </w:rPr>
       </w:pPr>
-      <w:proofErr w:type="spellStart"/>
       <w:r>
         <w:rPr>
           <w:rFonts w:ascii="Times New Roman" w:eastAsia="Times New Roman" w:hAnsi="Times New Roman" w:cs="Times New Roman"/>
@@ -3146,9 +2751,8 @@
           <w:u w:val="single"/>
           <w:lang w:eastAsia="ru-RU"/>
         </w:rPr>
-        <w:t>К.п.н</w:t>
-      </w:r>
-      <w:proofErr w:type="spellEnd"/>
+        <w:t>К.п.н., доцент</w:t>
+      </w:r>
       <w:r>
         <w:rPr>
           <w:rFonts w:ascii="Times New Roman" w:eastAsia="Times New Roman" w:hAnsi="Times New Roman" w:cs="Times New Roman"/>
@@ -3157,7 +2761,7 @@
           <w:u w:val="single"/>
           <w:lang w:eastAsia="ru-RU"/>
         </w:rPr>
-        <w:t>., доцент</w:t>
+        <w:tab/>
       </w:r>
       <w:r>
         <w:rPr>
@@ -3174,6 +2778,15 @@
           <w:rFonts w:ascii="Times New Roman" w:eastAsia="Times New Roman" w:hAnsi="Times New Roman" w:cs="Times New Roman"/>
           <w:sz w:val="28"/>
           <w:szCs w:val="28"/>
+          <w:lang w:eastAsia="ru-RU"/>
+        </w:rPr>
+        <w:t xml:space="preserve">    </w:t>
+      </w:r>
+      <w:r>
+        <w:rPr>
+          <w:rFonts w:ascii="Times New Roman" w:eastAsia="Times New Roman" w:hAnsi="Times New Roman" w:cs="Times New Roman"/>
+          <w:sz w:val="28"/>
+          <w:szCs w:val="28"/>
           <w:u w:val="single"/>
           <w:lang w:eastAsia="ru-RU"/>
         </w:rPr>
@@ -3184,15 +2797,6 @@
           <w:rFonts w:ascii="Times New Roman" w:eastAsia="Times New Roman" w:hAnsi="Times New Roman" w:cs="Times New Roman"/>
           <w:sz w:val="28"/>
           <w:szCs w:val="28"/>
-          <w:lang w:eastAsia="ru-RU"/>
-        </w:rPr>
-        <w:t xml:space="preserve">    </w:t>
-      </w:r>
-      <w:r>
-        <w:rPr>
-          <w:rFonts w:ascii="Times New Roman" w:eastAsia="Times New Roman" w:hAnsi="Times New Roman" w:cs="Times New Roman"/>
-          <w:sz w:val="28"/>
-          <w:szCs w:val="28"/>
           <w:u w:val="single"/>
           <w:lang w:eastAsia="ru-RU"/>
         </w:rPr>
@@ -3223,42 +2827,20 @@
           <w:rFonts w:ascii="Times New Roman" w:eastAsia="Times New Roman" w:hAnsi="Times New Roman" w:cs="Times New Roman"/>
           <w:sz w:val="28"/>
           <w:szCs w:val="28"/>
+          <w:lang w:eastAsia="ru-RU"/>
+        </w:rPr>
+        <w:tab/>
+      </w:r>
+      <w:r>
+        <w:rPr>
+          <w:rFonts w:ascii="Times New Roman" w:eastAsia="Times New Roman" w:hAnsi="Times New Roman" w:cs="Times New Roman"/>
+          <w:sz w:val="28"/>
+          <w:szCs w:val="28"/>
           <w:u w:val="single"/>
           <w:lang w:eastAsia="ru-RU"/>
         </w:rPr>
-        <w:tab/>
-      </w:r>
-      <w:r>
-        <w:rPr>
-          <w:rFonts w:ascii="Times New Roman" w:eastAsia="Times New Roman" w:hAnsi="Times New Roman" w:cs="Times New Roman"/>
-          <w:sz w:val="28"/>
-          <w:szCs w:val="28"/>
-          <w:lang w:eastAsia="ru-RU"/>
-        </w:rPr>
-        <w:tab/>
-      </w:r>
-      <w:r>
-        <w:rPr>
-          <w:rFonts w:ascii="Times New Roman" w:eastAsia="Times New Roman" w:hAnsi="Times New Roman" w:cs="Times New Roman"/>
-          <w:sz w:val="28"/>
-          <w:szCs w:val="28"/>
-          <w:u w:val="single"/>
-          <w:lang w:eastAsia="ru-RU"/>
-        </w:rPr>
-        <w:t xml:space="preserve">З.М. </w:t>
-      </w:r>
-      <w:proofErr w:type="spellStart"/>
-      <w:r>
-        <w:rPr>
-          <w:rFonts w:ascii="Times New Roman" w:eastAsia="Times New Roman" w:hAnsi="Times New Roman" w:cs="Times New Roman"/>
-          <w:sz w:val="28"/>
-          <w:szCs w:val="28"/>
-          <w:u w:val="single"/>
-          <w:lang w:eastAsia="ru-RU"/>
-        </w:rPr>
-        <w:t>Альбекова</w:t>
-      </w:r>
-      <w:proofErr w:type="spellEnd"/>
+        <w:t>З.М. Альбекова</w:t>
+      </w:r>
     </w:p>
     <w:p>
       <w:pPr>
@@ -3280,29 +2862,7 @@
           <w:lang w:eastAsia="ru-RU"/>
         </w:rPr>
         <w:lastRenderedPageBreak/>
-        <w:t xml:space="preserve">(ученая степень, </w:t>
-      </w:r>
-      <w:proofErr w:type="gramStart"/>
-      <w:r>
-        <w:rPr>
-          <w:rFonts w:ascii="Times New Roman" w:eastAsia="Times New Roman" w:hAnsi="Times New Roman" w:cs="Times New Roman"/>
-          <w:i/>
-          <w:sz w:val="28"/>
-          <w:szCs w:val="28"/>
-          <w:lang w:eastAsia="ru-RU"/>
-        </w:rPr>
-        <w:t xml:space="preserve">звание)   </w:t>
-      </w:r>
-      <w:proofErr w:type="gramEnd"/>
-      <w:r>
-        <w:rPr>
-          <w:rFonts w:ascii="Times New Roman" w:eastAsia="Times New Roman" w:hAnsi="Times New Roman" w:cs="Times New Roman"/>
-          <w:i/>
-          <w:sz w:val="28"/>
-          <w:szCs w:val="28"/>
-          <w:lang w:eastAsia="ru-RU"/>
-        </w:rPr>
-        <w:t xml:space="preserve">      </w:t>
+        <w:t xml:space="preserve">(ученая степень, звание)         </w:t>
       </w:r>
       <w:r>
         <w:rPr>
@@ -3455,7 +3015,6 @@
       <w:r>
         <w:rPr>
           <w:rFonts w:ascii="Times New Roman" w:eastAsia="Times New Roman" w:hAnsi="Times New Roman" w:cs="Times New Roman"/>
-          <w:color w:val="FF0000"/>
           <w:sz w:val="28"/>
           <w:szCs w:val="28"/>
           <w:u w:val="single"/>
@@ -3544,7 +3103,6 @@
       <w:r>
         <w:rPr>
           <w:rFonts w:ascii="Times New Roman" w:eastAsia="Times New Roman" w:hAnsi="Times New Roman" w:cs="Times New Roman"/>
-          <w:color w:val="FF0000"/>
           <w:sz w:val="28"/>
           <w:szCs w:val="28"/>
           <w:u w:val="single"/>
@@ -3555,7 +3113,6 @@
       <w:r>
         <w:rPr>
           <w:rFonts w:ascii="Times New Roman" w:eastAsia="Times New Roman" w:hAnsi="Times New Roman" w:cs="Times New Roman"/>
-          <w:color w:val="FF0000"/>
           <w:sz w:val="28"/>
           <w:szCs w:val="28"/>
           <w:u w:val="single"/>
@@ -3566,7 +3123,6 @@
       <w:r>
         <w:rPr>
           <w:rFonts w:ascii="Times New Roman" w:eastAsia="Times New Roman" w:hAnsi="Times New Roman" w:cs="Times New Roman"/>
-          <w:color w:val="FF0000"/>
           <w:sz w:val="28"/>
           <w:szCs w:val="28"/>
           <w:u w:val="single"/>
@@ -3577,7 +3133,6 @@
       <w:r>
         <w:rPr>
           <w:rFonts w:ascii="Times New Roman" w:eastAsia="Times New Roman" w:hAnsi="Times New Roman" w:cs="Times New Roman"/>
-          <w:color w:val="FF0000"/>
           <w:sz w:val="28"/>
           <w:szCs w:val="28"/>
           <w:lang w:eastAsia="ru-RU"/>
@@ -3626,29 +3181,7 @@
           <w:lang w:eastAsia="ru-RU"/>
         </w:rPr>
         <w:tab/>
-        <w:t xml:space="preserve">(личная </w:t>
-      </w:r>
-      <w:proofErr w:type="gramStart"/>
-      <w:r>
-        <w:rPr>
-          <w:rFonts w:ascii="Times New Roman" w:eastAsia="Times New Roman" w:hAnsi="Times New Roman" w:cs="Times New Roman"/>
-          <w:i/>
-          <w:sz w:val="28"/>
-          <w:szCs w:val="28"/>
-          <w:lang w:eastAsia="ru-RU"/>
-        </w:rPr>
-        <w:t xml:space="preserve">подпись)   </w:t>
-      </w:r>
-      <w:proofErr w:type="gramEnd"/>
-      <w:r>
-        <w:rPr>
-          <w:rFonts w:ascii="Times New Roman" w:eastAsia="Times New Roman" w:hAnsi="Times New Roman" w:cs="Times New Roman"/>
-          <w:i/>
-          <w:sz w:val="28"/>
-          <w:szCs w:val="28"/>
-          <w:lang w:eastAsia="ru-RU"/>
-        </w:rPr>
-        <w:t xml:space="preserve">                         (инициалы, фамилия)</w:t>
+        <w:t>(личная подпись)                            (инициалы, фамилия)</w:t>
       </w:r>
     </w:p>
     <w:p>
@@ -4689,25 +4222,7 @@
           <w:sz w:val="28"/>
           <w:szCs w:val="28"/>
         </w:rPr>
-        <w:t xml:space="preserve">.3 Реализация загрузки данных (JSON + </w:t>
-      </w:r>
-      <w:proofErr w:type="spellStart"/>
-      <w:r>
-        <w:rPr>
-          <w:rFonts w:ascii="Times New Roman" w:hAnsi="Times New Roman" w:cs="Times New Roman"/>
-          <w:sz w:val="28"/>
-          <w:szCs w:val="28"/>
-        </w:rPr>
-        <w:t>Fetch</w:t>
-      </w:r>
-      <w:proofErr w:type="spellEnd"/>
-      <w:r>
-        <w:rPr>
-          <w:rFonts w:ascii="Times New Roman" w:hAnsi="Times New Roman" w:cs="Times New Roman"/>
-          <w:sz w:val="28"/>
-          <w:szCs w:val="28"/>
-        </w:rPr>
-        <w:t xml:space="preserve"> API) </w:t>
+        <w:t xml:space="preserve">.3 Реализация загрузки данных (JSON + Fetch API) </w:t>
       </w:r>
       <w:r>
         <w:rPr>
@@ -5768,61 +5283,7 @@
           <w:szCs w:val="28"/>
         </w:rPr>
         <w:lastRenderedPageBreak/>
-        <w:t xml:space="preserve">Обоснование выбора технологического стека (HTML5, CSS3, </w:t>
-      </w:r>
-      <w:proofErr w:type="spellStart"/>
-      <w:r>
-        <w:rPr>
-          <w:rFonts w:ascii="Times New Roman" w:hAnsi="Times New Roman" w:cs="Times New Roman"/>
-          <w:sz w:val="28"/>
-          <w:szCs w:val="28"/>
-        </w:rPr>
-        <w:t>JavaScript</w:t>
-      </w:r>
-      <w:proofErr w:type="spellEnd"/>
-      <w:r>
-        <w:rPr>
-          <w:rFonts w:ascii="Times New Roman" w:hAnsi="Times New Roman" w:cs="Times New Roman"/>
-          <w:sz w:val="28"/>
-          <w:szCs w:val="28"/>
-        </w:rPr>
-        <w:t xml:space="preserve">, </w:t>
-      </w:r>
-      <w:proofErr w:type="spellStart"/>
-      <w:r>
-        <w:rPr>
-          <w:rFonts w:ascii="Times New Roman" w:hAnsi="Times New Roman" w:cs="Times New Roman"/>
-          <w:sz w:val="28"/>
-          <w:szCs w:val="28"/>
-        </w:rPr>
-        <w:t>Fetch</w:t>
-      </w:r>
-      <w:proofErr w:type="spellEnd"/>
-      <w:r>
-        <w:rPr>
-          <w:rFonts w:ascii="Times New Roman" w:hAnsi="Times New Roman" w:cs="Times New Roman"/>
-          <w:sz w:val="28"/>
-          <w:szCs w:val="28"/>
-        </w:rPr>
-        <w:t xml:space="preserve"> API, </w:t>
-      </w:r>
-      <w:proofErr w:type="spellStart"/>
-      <w:r>
-        <w:rPr>
-          <w:rFonts w:ascii="Times New Roman" w:hAnsi="Times New Roman" w:cs="Times New Roman"/>
-          <w:sz w:val="28"/>
-          <w:szCs w:val="28"/>
-        </w:rPr>
-        <w:t>localStorage</w:t>
-      </w:r>
-      <w:proofErr w:type="spellEnd"/>
-      <w:r>
-        <w:rPr>
-          <w:rFonts w:ascii="Times New Roman" w:hAnsi="Times New Roman" w:cs="Times New Roman"/>
-          <w:sz w:val="28"/>
-          <w:szCs w:val="28"/>
-        </w:rPr>
-        <w:t>).</w:t>
+        <w:t>Обоснование выбора технологического стека (HTML5, CSS3, JavaScript, Fetch API, localStorage).</w:t>
       </w:r>
     </w:p>
     <w:p>
@@ -5970,25 +5431,7 @@
           <w:sz w:val="28"/>
           <w:szCs w:val="28"/>
         </w:rPr>
-        <w:t>Реализация системы пожертвований с сохранением истории в локальном хранилище браузера (</w:t>
-      </w:r>
-      <w:proofErr w:type="spellStart"/>
-      <w:r>
-        <w:rPr>
-          <w:rFonts w:ascii="Times New Roman" w:hAnsi="Times New Roman" w:cs="Times New Roman"/>
-          <w:sz w:val="28"/>
-          <w:szCs w:val="28"/>
-        </w:rPr>
-        <w:t>localStorage</w:t>
-      </w:r>
-      <w:proofErr w:type="spellEnd"/>
-      <w:r>
-        <w:rPr>
-          <w:rFonts w:ascii="Times New Roman" w:hAnsi="Times New Roman" w:cs="Times New Roman"/>
-          <w:sz w:val="28"/>
-          <w:szCs w:val="28"/>
-        </w:rPr>
-        <w:t>) и ежедневного счётчика собранных средств.</w:t>
+        <w:t>Реализация системы пожертвований с сохранением истории в локальном хранилище браузера (localStorage) и ежедневного счётчика собранных средств.</w:t>
       </w:r>
     </w:p>
     <w:p>
@@ -6025,61 +5468,7 @@
           <w:sz w:val="28"/>
           <w:szCs w:val="28"/>
         </w:rPr>
-        <w:t xml:space="preserve">Проведение тестирования работоспособности разработанного веб-сайта в браузерах </w:t>
-      </w:r>
-      <w:proofErr w:type="spellStart"/>
-      <w:r>
-        <w:rPr>
-          <w:rFonts w:ascii="Times New Roman" w:hAnsi="Times New Roman" w:cs="Times New Roman"/>
-          <w:sz w:val="28"/>
-          <w:szCs w:val="28"/>
-        </w:rPr>
-        <w:t>Chrome</w:t>
-      </w:r>
-      <w:proofErr w:type="spellEnd"/>
-      <w:r>
-        <w:rPr>
-          <w:rFonts w:ascii="Times New Roman" w:hAnsi="Times New Roman" w:cs="Times New Roman"/>
-          <w:sz w:val="28"/>
-          <w:szCs w:val="28"/>
-        </w:rPr>
-        <w:t xml:space="preserve">, </w:t>
-      </w:r>
-      <w:proofErr w:type="spellStart"/>
-      <w:r>
-        <w:rPr>
-          <w:rFonts w:ascii="Times New Roman" w:hAnsi="Times New Roman" w:cs="Times New Roman"/>
-          <w:sz w:val="28"/>
-          <w:szCs w:val="28"/>
-        </w:rPr>
-        <w:t>Firefox</w:t>
-      </w:r>
-      <w:proofErr w:type="spellEnd"/>
-      <w:r>
-        <w:rPr>
-          <w:rFonts w:ascii="Times New Roman" w:hAnsi="Times New Roman" w:cs="Times New Roman"/>
-          <w:sz w:val="28"/>
-          <w:szCs w:val="28"/>
-        </w:rPr>
-        <w:t xml:space="preserve">, </w:t>
-      </w:r>
-      <w:proofErr w:type="spellStart"/>
-      <w:r>
-        <w:rPr>
-          <w:rFonts w:ascii="Times New Roman" w:hAnsi="Times New Roman" w:cs="Times New Roman"/>
-          <w:sz w:val="28"/>
-          <w:szCs w:val="28"/>
-        </w:rPr>
-        <w:t>Edge</w:t>
-      </w:r>
-      <w:proofErr w:type="spellEnd"/>
-      <w:r>
-        <w:rPr>
-          <w:rFonts w:ascii="Times New Roman" w:hAnsi="Times New Roman" w:cs="Times New Roman"/>
-          <w:sz w:val="28"/>
-          <w:szCs w:val="28"/>
-        </w:rPr>
-        <w:t xml:space="preserve"> и проверка адаптивной вёрстки на различных разрешениях экрана.</w:t>
+        <w:t>Проведение тестирования работоспособности разработанного веб-сайта в браузерах Chrome, Firefox, Edge и проверка адаптивной вёрстки на различных разрешениях экрана.</w:t>
       </w:r>
     </w:p>
     <w:p>
@@ -6706,25 +6095,7 @@
           <w:sz w:val="28"/>
           <w:szCs w:val="28"/>
         </w:rPr>
-        <w:t xml:space="preserve">хранение данных о сборах в JSON-файле с загрузкой через </w:t>
-      </w:r>
-      <w:proofErr w:type="spellStart"/>
-      <w:r>
-        <w:rPr>
-          <w:rFonts w:ascii="Times New Roman" w:hAnsi="Times New Roman" w:cs="Times New Roman"/>
-          <w:sz w:val="28"/>
-          <w:szCs w:val="28"/>
-        </w:rPr>
-        <w:t>Fetch</w:t>
-      </w:r>
-      <w:proofErr w:type="spellEnd"/>
-      <w:r>
-        <w:rPr>
-          <w:rFonts w:ascii="Times New Roman" w:hAnsi="Times New Roman" w:cs="Times New Roman"/>
-          <w:sz w:val="28"/>
-          <w:szCs w:val="28"/>
-        </w:rPr>
-        <w:t xml:space="preserve"> API.</w:t>
+        <w:t>хранение данных о сборах в JSON-файле с загрузкой через Fetch API.</w:t>
       </w:r>
     </w:p>
     <w:p>
@@ -6800,25 +6171,7 @@
           <w:sz w:val="28"/>
           <w:szCs w:val="28"/>
         </w:rPr>
-        <w:t xml:space="preserve">история пожертвований с сохранением в </w:t>
-      </w:r>
-      <w:proofErr w:type="spellStart"/>
-      <w:r>
-        <w:rPr>
-          <w:rFonts w:ascii="Times New Roman" w:hAnsi="Times New Roman" w:cs="Times New Roman"/>
-          <w:sz w:val="28"/>
-          <w:szCs w:val="28"/>
-        </w:rPr>
-        <w:t>localStorage</w:t>
-      </w:r>
-      <w:proofErr w:type="spellEnd"/>
-      <w:r>
-        <w:rPr>
-          <w:rFonts w:ascii="Times New Roman" w:hAnsi="Times New Roman" w:cs="Times New Roman"/>
-          <w:sz w:val="28"/>
-          <w:szCs w:val="28"/>
-        </w:rPr>
-        <w:t>;</w:t>
+        <w:t>история пожертвований с сохранением в localStorage;</w:t>
       </w:r>
     </w:p>
     <w:p>
@@ -7298,79 +6651,7 @@
           <w:sz w:val="28"/>
           <w:szCs w:val="28"/>
         </w:rPr>
-        <w:t xml:space="preserve">HTML5 — семантическая вёрстка с применением тегов </w:t>
-      </w:r>
-      <w:proofErr w:type="spellStart"/>
-      <w:r>
-        <w:rPr>
-          <w:rFonts w:ascii="Times New Roman" w:hAnsi="Times New Roman" w:cs="Times New Roman"/>
-          <w:sz w:val="28"/>
-          <w:szCs w:val="28"/>
-        </w:rPr>
-        <w:t>header</w:t>
-      </w:r>
-      <w:proofErr w:type="spellEnd"/>
-      <w:r>
-        <w:rPr>
-          <w:rFonts w:ascii="Times New Roman" w:hAnsi="Times New Roman" w:cs="Times New Roman"/>
-          <w:sz w:val="28"/>
-          <w:szCs w:val="28"/>
-        </w:rPr>
-        <w:t xml:space="preserve">, </w:t>
-      </w:r>
-      <w:proofErr w:type="spellStart"/>
-      <w:r>
-        <w:rPr>
-          <w:rFonts w:ascii="Times New Roman" w:hAnsi="Times New Roman" w:cs="Times New Roman"/>
-          <w:sz w:val="28"/>
-          <w:szCs w:val="28"/>
-        </w:rPr>
-        <w:t>nav</w:t>
-      </w:r>
-      <w:proofErr w:type="spellEnd"/>
-      <w:r>
-        <w:rPr>
-          <w:rFonts w:ascii="Times New Roman" w:hAnsi="Times New Roman" w:cs="Times New Roman"/>
-          <w:sz w:val="28"/>
-          <w:szCs w:val="28"/>
-        </w:rPr>
-        <w:t xml:space="preserve">, </w:t>
-      </w:r>
-      <w:proofErr w:type="spellStart"/>
-      <w:r>
-        <w:rPr>
-          <w:rFonts w:ascii="Times New Roman" w:hAnsi="Times New Roman" w:cs="Times New Roman"/>
-          <w:sz w:val="28"/>
-          <w:szCs w:val="28"/>
-        </w:rPr>
-        <w:t>section</w:t>
-      </w:r>
-      <w:proofErr w:type="spellEnd"/>
-      <w:r>
-        <w:rPr>
-          <w:rFonts w:ascii="Times New Roman" w:hAnsi="Times New Roman" w:cs="Times New Roman"/>
-          <w:sz w:val="28"/>
-          <w:szCs w:val="28"/>
-        </w:rPr>
-        <w:t xml:space="preserve">, </w:t>
-      </w:r>
-      <w:proofErr w:type="spellStart"/>
-      <w:r>
-        <w:rPr>
-          <w:rFonts w:ascii="Times New Roman" w:hAnsi="Times New Roman" w:cs="Times New Roman"/>
-          <w:sz w:val="28"/>
-          <w:szCs w:val="28"/>
-        </w:rPr>
-        <w:t>footer</w:t>
-      </w:r>
-      <w:proofErr w:type="spellEnd"/>
-      <w:r>
-        <w:rPr>
-          <w:rFonts w:ascii="Times New Roman" w:hAnsi="Times New Roman" w:cs="Times New Roman"/>
-          <w:sz w:val="28"/>
-          <w:szCs w:val="28"/>
-        </w:rPr>
-        <w:t>;</w:t>
+        <w:t>HTML5 — семантическая вёрстка с применением тегов header, nav, section, footer;</w:t>
       </w:r>
     </w:p>
     <w:p>
@@ -7407,43 +6688,7 @@
           <w:sz w:val="28"/>
           <w:szCs w:val="28"/>
         </w:rPr>
-        <w:t xml:space="preserve">CSS3 — стилизация с использованием </w:t>
-      </w:r>
-      <w:proofErr w:type="spellStart"/>
-      <w:r>
-        <w:rPr>
-          <w:rFonts w:ascii="Times New Roman" w:hAnsi="Times New Roman" w:cs="Times New Roman"/>
-          <w:sz w:val="28"/>
-          <w:szCs w:val="28"/>
-        </w:rPr>
-        <w:t>Flexbox</w:t>
-      </w:r>
-      <w:proofErr w:type="spellEnd"/>
-      <w:r>
-        <w:rPr>
-          <w:rFonts w:ascii="Times New Roman" w:hAnsi="Times New Roman" w:cs="Times New Roman"/>
-          <w:sz w:val="28"/>
-          <w:szCs w:val="28"/>
-        </w:rPr>
-        <w:t xml:space="preserve">, </w:t>
-      </w:r>
-      <w:proofErr w:type="spellStart"/>
-      <w:r>
-        <w:rPr>
-          <w:rFonts w:ascii="Times New Roman" w:hAnsi="Times New Roman" w:cs="Times New Roman"/>
-          <w:sz w:val="28"/>
-          <w:szCs w:val="28"/>
-        </w:rPr>
-        <w:t>Grid</w:t>
-      </w:r>
-      <w:proofErr w:type="spellEnd"/>
-      <w:r>
-        <w:rPr>
-          <w:rFonts w:ascii="Times New Roman" w:hAnsi="Times New Roman" w:cs="Times New Roman"/>
-          <w:sz w:val="28"/>
-          <w:szCs w:val="28"/>
-        </w:rPr>
-        <w:t xml:space="preserve"> и медиа-запросов; цветовая схема включает тёмный фон и неоновые акценты;</w:t>
+        <w:t>CSS3 — стилизация с использованием Flexbox, Grid и медиа-запросов; цветовая схема включает тёмный фон и неоновые акценты;</w:t>
       </w:r>
     </w:p>
     <w:p>
@@ -7474,59 +6719,13 @@
           <w:szCs w:val="28"/>
         </w:rPr>
       </w:pPr>
-      <w:proofErr w:type="spellStart"/>
-      <w:r>
-        <w:rPr>
-          <w:rFonts w:ascii="Times New Roman" w:hAnsi="Times New Roman" w:cs="Times New Roman"/>
-          <w:sz w:val="28"/>
-          <w:szCs w:val="28"/>
-        </w:rPr>
-        <w:t>JavaScript</w:t>
-      </w:r>
-      <w:proofErr w:type="spellEnd"/>
-      <w:r>
-        <w:rPr>
-          <w:rFonts w:ascii="Times New Roman" w:hAnsi="Times New Roman" w:cs="Times New Roman"/>
-          <w:sz w:val="28"/>
-          <w:szCs w:val="28"/>
-        </w:rPr>
-        <w:t xml:space="preserve"> (</w:t>
-      </w:r>
-      <w:proofErr w:type="spellStart"/>
-      <w:r>
-        <w:rPr>
-          <w:rFonts w:ascii="Times New Roman" w:hAnsi="Times New Roman" w:cs="Times New Roman"/>
-          <w:sz w:val="28"/>
-          <w:szCs w:val="28"/>
-        </w:rPr>
-        <w:t>vanilla</w:t>
-      </w:r>
-      <w:proofErr w:type="spellEnd"/>
-      <w:r>
-        <w:rPr>
-          <w:rFonts w:ascii="Times New Roman" w:hAnsi="Times New Roman" w:cs="Times New Roman"/>
-          <w:sz w:val="28"/>
-          <w:szCs w:val="28"/>
-        </w:rPr>
-        <w:t xml:space="preserve">) — реализация загрузки данных, фильтрации, поиска и работы с </w:t>
-      </w:r>
-      <w:proofErr w:type="spellStart"/>
-      <w:r>
-        <w:rPr>
-          <w:rFonts w:ascii="Times New Roman" w:hAnsi="Times New Roman" w:cs="Times New Roman"/>
-          <w:sz w:val="28"/>
-          <w:szCs w:val="28"/>
-        </w:rPr>
-        <w:t>localStorage</w:t>
-      </w:r>
-      <w:proofErr w:type="spellEnd"/>
-      <w:r>
-        <w:rPr>
-          <w:rFonts w:ascii="Times New Roman" w:hAnsi="Times New Roman" w:cs="Times New Roman"/>
-          <w:sz w:val="28"/>
-          <w:szCs w:val="28"/>
-        </w:rPr>
-        <w:t>;</w:t>
+      <w:r>
+        <w:rPr>
+          <w:rFonts w:ascii="Times New Roman" w:hAnsi="Times New Roman" w:cs="Times New Roman"/>
+          <w:sz w:val="28"/>
+          <w:szCs w:val="28"/>
+        </w:rPr>
+        <w:t>JavaScript (vanilla) — реализация загрузки данных, фильтрации, поиска и работы с localStorage;</w:t>
       </w:r>
     </w:p>
     <w:p>
@@ -7557,23 +6756,13 @@
           <w:szCs w:val="28"/>
         </w:rPr>
       </w:pPr>
-      <w:proofErr w:type="spellStart"/>
-      <w:r>
-        <w:rPr>
-          <w:rFonts w:ascii="Times New Roman" w:hAnsi="Times New Roman" w:cs="Times New Roman"/>
-          <w:sz w:val="28"/>
-          <w:szCs w:val="28"/>
-        </w:rPr>
-        <w:t>Fetch</w:t>
-      </w:r>
-      <w:proofErr w:type="spellEnd"/>
-      <w:r>
-        <w:rPr>
-          <w:rFonts w:ascii="Times New Roman" w:hAnsi="Times New Roman" w:cs="Times New Roman"/>
-          <w:sz w:val="28"/>
-          <w:szCs w:val="28"/>
-        </w:rPr>
-        <w:t xml:space="preserve"> API — асинхронная загрузка данных из JSON-файла;</w:t>
+      <w:r>
+        <w:rPr>
+          <w:rFonts w:ascii="Times New Roman" w:hAnsi="Times New Roman" w:cs="Times New Roman"/>
+          <w:sz w:val="28"/>
+          <w:szCs w:val="28"/>
+        </w:rPr>
+        <w:t>Fetch API — асинхронная загрузка данных из JSON-файла;</w:t>
       </w:r>
     </w:p>
     <w:p>
@@ -7604,7 +6793,6 @@
           <w:szCs w:val="28"/>
         </w:rPr>
       </w:pPr>
-      <w:proofErr w:type="spellStart"/>
       <w:r>
         <w:rPr>
           <w:rFonts w:ascii="Times New Roman" w:hAnsi="Times New Roman" w:cs="Times New Roman"/>
@@ -7612,16 +6800,7 @@
           <w:szCs w:val="28"/>
         </w:rPr>
         <w:lastRenderedPageBreak/>
-        <w:t>localStorage</w:t>
-      </w:r>
-      <w:proofErr w:type="spellEnd"/>
-      <w:r>
-        <w:rPr>
-          <w:rFonts w:ascii="Times New Roman" w:hAnsi="Times New Roman" w:cs="Times New Roman"/>
-          <w:sz w:val="28"/>
-          <w:szCs w:val="28"/>
-        </w:rPr>
-        <w:t xml:space="preserve"> — сохранение истории пожертвований и ежедневного счётчика.</w:t>
+        <w:t>localStorage — сохранение истории пожертвований и ежедневного счётчика.</w:t>
       </w:r>
     </w:p>
     <w:p>
@@ -7695,7 +6874,6 @@
         </w:rPr>
         <w:t>В теоретической части были сформулированы требования к веб-</w:t>
       </w:r>
-      <w:proofErr w:type="gramStart"/>
       <w:r>
         <w:rPr>
           <w:rFonts w:ascii="Times New Roman" w:hAnsi="Times New Roman" w:cs="Times New Roman"/>
@@ -7710,52 +6888,7 @@
           <w:sz w:val="28"/>
           <w:szCs w:val="28"/>
         </w:rPr>
-        <w:t>,</w:t>
-      </w:r>
-      <w:proofErr w:type="gramEnd"/>
-      <w:r>
-        <w:rPr>
-          <w:rFonts w:ascii="Times New Roman" w:hAnsi="Times New Roman" w:cs="Times New Roman"/>
-          <w:sz w:val="28"/>
-          <w:szCs w:val="28"/>
-        </w:rPr>
-        <w:t xml:space="preserve"> проведён анализ существующих благотворительных платформ и обоснован выбор технологий. Сайт должен обеспечивать фильтрацию и поиск, данные хранятся в JSON и загружаются через </w:t>
-      </w:r>
-      <w:proofErr w:type="spellStart"/>
-      <w:r>
-        <w:rPr>
-          <w:rFonts w:ascii="Times New Roman" w:hAnsi="Times New Roman" w:cs="Times New Roman"/>
-          <w:sz w:val="28"/>
-          <w:szCs w:val="28"/>
-        </w:rPr>
-        <w:t>Fetch</w:t>
-      </w:r>
-      <w:proofErr w:type="spellEnd"/>
-      <w:r>
-        <w:rPr>
-          <w:rFonts w:ascii="Times New Roman" w:hAnsi="Times New Roman" w:cs="Times New Roman"/>
-          <w:sz w:val="28"/>
-          <w:szCs w:val="28"/>
-        </w:rPr>
-        <w:t xml:space="preserve"> API, история пожертвований сохраняется в </w:t>
-      </w:r>
-      <w:proofErr w:type="spellStart"/>
-      <w:r>
-        <w:rPr>
-          <w:rFonts w:ascii="Times New Roman" w:hAnsi="Times New Roman" w:cs="Times New Roman"/>
-          <w:sz w:val="28"/>
-          <w:szCs w:val="28"/>
-        </w:rPr>
-        <w:t>localStorage</w:t>
-      </w:r>
-      <w:proofErr w:type="spellEnd"/>
-      <w:r>
-        <w:rPr>
-          <w:rFonts w:ascii="Times New Roman" w:hAnsi="Times New Roman" w:cs="Times New Roman"/>
-          <w:sz w:val="28"/>
-          <w:szCs w:val="28"/>
-        </w:rPr>
-        <w:t>.</w:t>
+        <w:t>, проведён анализ существующих благотворительных платформ и обоснован выбор технологий. Сайт должен обеспечивать фильтрацию и поиск, данные хранятся в JSON и загружаются через Fetch API, история пожертвований сохраняется в localStorage.</w:t>
       </w:r>
     </w:p>
     <w:p>
@@ -7843,25 +6976,7 @@
           <w:sz w:val="28"/>
           <w:szCs w:val="28"/>
         </w:rPr>
-        <w:t xml:space="preserve">В данном разделе представлены результаты проектирования веб-интерфейса. Разработаны диаграмма вариантов использования, карта интерфейса, диаграммы деятельности, описание интерфейса, диаграмма классов и спецификация работы с </w:t>
-      </w:r>
-      <w:proofErr w:type="spellStart"/>
-      <w:r>
-        <w:rPr>
-          <w:rFonts w:ascii="Times New Roman" w:hAnsi="Times New Roman" w:cs="Times New Roman"/>
-          <w:sz w:val="28"/>
-          <w:szCs w:val="28"/>
-        </w:rPr>
-        <w:t>localStorage</w:t>
-      </w:r>
-      <w:proofErr w:type="spellEnd"/>
-      <w:r>
-        <w:rPr>
-          <w:rFonts w:ascii="Times New Roman" w:hAnsi="Times New Roman" w:cs="Times New Roman"/>
-          <w:sz w:val="28"/>
-          <w:szCs w:val="28"/>
-        </w:rPr>
-        <w:t>.</w:t>
+        <w:t>В данном разделе представлены результаты проектирования веб-интерфейса. Разработаны диаграмма вариантов использования, карта интерфейса, диаграммы деятельности, описание интерфейса, диаграмма классов и спецификация работы с localStorage.</w:t>
       </w:r>
     </w:p>
     <w:p>
@@ -7943,25 +7058,7 @@
           <w:sz w:val="28"/>
           <w:szCs w:val="28"/>
         </w:rPr>
-        <w:t xml:space="preserve">интерфейса разработана диаграмма вариантов использования. На диаграмме выделены три </w:t>
-      </w:r>
-      <w:proofErr w:type="spellStart"/>
-      <w:r>
-        <w:rPr>
-          <w:rFonts w:ascii="Times New Roman" w:hAnsi="Times New Roman" w:cs="Times New Roman"/>
-          <w:sz w:val="28"/>
-          <w:szCs w:val="28"/>
-        </w:rPr>
-        <w:t>актора</w:t>
-      </w:r>
-      <w:proofErr w:type="spellEnd"/>
-      <w:r>
-        <w:rPr>
-          <w:rFonts w:ascii="Times New Roman" w:hAnsi="Times New Roman" w:cs="Times New Roman"/>
-          <w:sz w:val="28"/>
-          <w:szCs w:val="28"/>
-        </w:rPr>
-        <w:t>: «Посетитель», «Жертвователь» и «Администратор (имитация)».</w:t>
+        <w:t>интерфейса разработана диаграмма вариантов использования. На диаграмме выделены три актора: «Посетитель», «Жертвователь» и «Администратор (имитация)».</w:t>
       </w:r>
     </w:p>
     <w:p>
@@ -8586,18 +7683,8 @@
           <w:sz w:val="28"/>
           <w:szCs w:val="28"/>
         </w:rPr>
-        <w:t xml:space="preserve">Рисунок 3.2 — Карта сайта платформы </w:t>
-      </w:r>
-      <w:proofErr w:type="spellStart"/>
-      <w:r>
-        <w:rPr>
-          <w:rFonts w:ascii="Times New Roman" w:hAnsi="Times New Roman" w:cs="Times New Roman"/>
-          <w:sz w:val="28"/>
-          <w:szCs w:val="28"/>
-        </w:rPr>
-        <w:t>AceHelp</w:t>
-      </w:r>
-      <w:proofErr w:type="spellEnd"/>
+        <w:t>Рисунок 3.2 — Карта сайта платформы AceHelp</w:t>
+      </w:r>
     </w:p>
     <w:p>
       <w:pPr>
@@ -9210,43 +8297,7 @@
           <w:sz w:val="28"/>
           <w:szCs w:val="28"/>
         </w:rPr>
-        <w:t xml:space="preserve"> Используется шрифт </w:t>
-      </w:r>
-      <w:proofErr w:type="spellStart"/>
-      <w:r>
-        <w:rPr>
-          <w:rFonts w:ascii="Times New Roman" w:hAnsi="Times New Roman" w:cs="Times New Roman"/>
-          <w:sz w:val="28"/>
-          <w:szCs w:val="28"/>
-        </w:rPr>
-        <w:t>Inter</w:t>
-      </w:r>
-      <w:proofErr w:type="spellEnd"/>
-      <w:r>
-        <w:rPr>
-          <w:rFonts w:ascii="Times New Roman" w:hAnsi="Times New Roman" w:cs="Times New Roman"/>
-          <w:sz w:val="28"/>
-          <w:szCs w:val="28"/>
-        </w:rPr>
-        <w:t xml:space="preserve"> (семейство </w:t>
-      </w:r>
-      <w:proofErr w:type="spellStart"/>
-      <w:r>
-        <w:rPr>
-          <w:rFonts w:ascii="Times New Roman" w:hAnsi="Times New Roman" w:cs="Times New Roman"/>
-          <w:sz w:val="28"/>
-          <w:szCs w:val="28"/>
-        </w:rPr>
-        <w:t>sans-serif</w:t>
-      </w:r>
-      <w:proofErr w:type="spellEnd"/>
-      <w:r>
-        <w:rPr>
-          <w:rFonts w:ascii="Times New Roman" w:hAnsi="Times New Roman" w:cs="Times New Roman"/>
-          <w:sz w:val="28"/>
-          <w:szCs w:val="28"/>
-        </w:rPr>
-        <w:t>) с насыщенностью от 300 до 800, что обеспечивает хорошую читаемость на любых устройствах.</w:t>
+        <w:t> Используется шрифт Inter (семейство sans-serif) с насыщенностью от 300 до 800, что обеспечивает хорошую читаемость на любых устройствах.</w:t>
       </w:r>
     </w:p>
     <w:p>
@@ -9276,43 +8327,7 @@
           <w:sz w:val="28"/>
           <w:szCs w:val="28"/>
         </w:rPr>
-        <w:t xml:space="preserve"> Для построения сеток применяются CSS </w:t>
-      </w:r>
-      <w:proofErr w:type="spellStart"/>
-      <w:r>
-        <w:rPr>
-          <w:rFonts w:ascii="Times New Roman" w:hAnsi="Times New Roman" w:cs="Times New Roman"/>
-          <w:sz w:val="28"/>
-          <w:szCs w:val="28"/>
-        </w:rPr>
-        <w:t>Flexbox</w:t>
-      </w:r>
-      <w:proofErr w:type="spellEnd"/>
-      <w:r>
-        <w:rPr>
-          <w:rFonts w:ascii="Times New Roman" w:hAnsi="Times New Roman" w:cs="Times New Roman"/>
-          <w:sz w:val="28"/>
-          <w:szCs w:val="28"/>
-        </w:rPr>
-        <w:t xml:space="preserve"> и </w:t>
-      </w:r>
-      <w:proofErr w:type="spellStart"/>
-      <w:r>
-        <w:rPr>
-          <w:rFonts w:ascii="Times New Roman" w:hAnsi="Times New Roman" w:cs="Times New Roman"/>
-          <w:sz w:val="28"/>
-          <w:szCs w:val="28"/>
-        </w:rPr>
-        <w:t>Grid</w:t>
-      </w:r>
-      <w:proofErr w:type="spellEnd"/>
-      <w:r>
-        <w:rPr>
-          <w:rFonts w:ascii="Times New Roman" w:hAnsi="Times New Roman" w:cs="Times New Roman"/>
-          <w:sz w:val="28"/>
-          <w:szCs w:val="28"/>
-        </w:rPr>
-        <w:t>, что обеспечивает адаптивность и корректное отображение на экранах разных размеров.</w:t>
+        <w:t> Для построения сеток применяются CSS Flexbox и Grid, что обеспечивает адаптивность и корректное отображение на экранах разных размеров.</w:t>
       </w:r>
     </w:p>
     <w:p>
@@ -9478,7 +8493,6 @@
           <w:szCs w:val="28"/>
         </w:rPr>
       </w:pPr>
-      <w:proofErr w:type="spellStart"/>
       <w:r>
         <w:rPr>
           <w:rFonts w:ascii="Times New Roman" w:hAnsi="Times New Roman" w:cs="Times New Roman"/>
@@ -9487,9 +8501,28 @@
           <w:sz w:val="28"/>
           <w:szCs w:val="28"/>
         </w:rPr>
-        <w:t>Modal</w:t>
-      </w:r>
-      <w:proofErr w:type="spellEnd"/>
+        <w:t>Modal.</w:t>
+      </w:r>
+      <w:r>
+        <w:rPr>
+          <w:rFonts w:ascii="Times New Roman" w:hAnsi="Times New Roman" w:cs="Times New Roman"/>
+          <w:sz w:val="28"/>
+          <w:szCs w:val="28"/>
+        </w:rPr>
+        <w:t> Управляет модальными окнами: открытием, закрытием, обработкой клика вне окна.</w:t>
+      </w:r>
+    </w:p>
+    <w:p>
+      <w:pPr>
+        <w:spacing w:after="0" w:line="360" w:lineRule="auto"/>
+        <w:ind w:firstLine="709"/>
+        <w:jc w:val="both"/>
+        <w:rPr>
+          <w:rFonts w:ascii="Times New Roman" w:hAnsi="Times New Roman" w:cs="Times New Roman"/>
+          <w:sz w:val="28"/>
+          <w:szCs w:val="28"/>
+        </w:rPr>
+      </w:pPr>
       <w:r>
         <w:rPr>
           <w:rFonts w:ascii="Times New Roman" w:hAnsi="Times New Roman" w:cs="Times New Roman"/>
@@ -9498,15 +8531,15 @@
           <w:sz w:val="28"/>
           <w:szCs w:val="28"/>
         </w:rPr>
-        <w:t>.</w:t>
-      </w:r>
-      <w:r>
-        <w:rPr>
-          <w:rFonts w:ascii="Times New Roman" w:hAnsi="Times New Roman" w:cs="Times New Roman"/>
-          <w:sz w:val="28"/>
-          <w:szCs w:val="28"/>
-        </w:rPr>
-        <w:t> Управляет модальными окнами: открытием, закрытием, обработкой клика вне окна.</w:t>
+        <w:t>StorageService.</w:t>
+      </w:r>
+      <w:r>
+        <w:rPr>
+          <w:rFonts w:ascii="Times New Roman" w:hAnsi="Times New Roman" w:cs="Times New Roman"/>
+          <w:sz w:val="28"/>
+          <w:szCs w:val="28"/>
+        </w:rPr>
+        <w:t> Предоставляет абстракцию для работы с localStorage: сохранение, загрузка, очистка данных.</w:t>
       </w:r>
     </w:p>
     <w:p>
@@ -9520,7 +8553,6 @@
           <w:szCs w:val="28"/>
         </w:rPr>
       </w:pPr>
-      <w:proofErr w:type="spellStart"/>
       <w:r>
         <w:rPr>
           <w:rFonts w:ascii="Times New Roman" w:hAnsi="Times New Roman" w:cs="Times New Roman"/>
@@ -9529,9 +8561,28 @@
           <w:sz w:val="28"/>
           <w:szCs w:val="28"/>
         </w:rPr>
-        <w:t>StorageService</w:t>
-      </w:r>
-      <w:proofErr w:type="spellEnd"/>
+        <w:t>DailyStats.</w:t>
+      </w:r>
+      <w:r>
+        <w:rPr>
+          <w:rFonts w:ascii="Times New Roman" w:hAnsi="Times New Roman" w:cs="Times New Roman"/>
+          <w:sz w:val="28"/>
+          <w:szCs w:val="28"/>
+        </w:rPr>
+        <w:t> Обеспечивает учёт ежедневной суммы пожертвований с автоматическим сбросом в полночь.</w:t>
+      </w:r>
+    </w:p>
+    <w:p>
+      <w:pPr>
+        <w:spacing w:after="0" w:line="360" w:lineRule="auto"/>
+        <w:ind w:firstLine="709"/>
+        <w:jc w:val="both"/>
+        <w:rPr>
+          <w:rFonts w:ascii="Times New Roman" w:hAnsi="Times New Roman" w:cs="Times New Roman"/>
+          <w:sz w:val="28"/>
+          <w:szCs w:val="28"/>
+        </w:rPr>
+      </w:pPr>
       <w:r>
         <w:rPr>
           <w:rFonts w:ascii="Times New Roman" w:hAnsi="Times New Roman" w:cs="Times New Roman"/>
@@ -9540,109 +8591,7 @@
           <w:sz w:val="28"/>
           <w:szCs w:val="28"/>
         </w:rPr>
-        <w:t>.</w:t>
-      </w:r>
-      <w:r>
-        <w:rPr>
-          <w:rFonts w:ascii="Times New Roman" w:hAnsi="Times New Roman" w:cs="Times New Roman"/>
-          <w:sz w:val="28"/>
-          <w:szCs w:val="28"/>
-        </w:rPr>
-        <w:t xml:space="preserve"> Предоставляет абстракцию для работы с </w:t>
-      </w:r>
-      <w:proofErr w:type="spellStart"/>
-      <w:r>
-        <w:rPr>
-          <w:rFonts w:ascii="Times New Roman" w:hAnsi="Times New Roman" w:cs="Times New Roman"/>
-          <w:sz w:val="28"/>
-          <w:szCs w:val="28"/>
-        </w:rPr>
-        <w:t>localStorage</w:t>
-      </w:r>
-      <w:proofErr w:type="spellEnd"/>
-      <w:r>
-        <w:rPr>
-          <w:rFonts w:ascii="Times New Roman" w:hAnsi="Times New Roman" w:cs="Times New Roman"/>
-          <w:sz w:val="28"/>
-          <w:szCs w:val="28"/>
-        </w:rPr>
-        <w:t>: сохранение, загрузка, очистка данных.</w:t>
-      </w:r>
-    </w:p>
-    <w:p>
-      <w:pPr>
-        <w:spacing w:after="0" w:line="360" w:lineRule="auto"/>
-        <w:ind w:firstLine="709"/>
-        <w:jc w:val="both"/>
-        <w:rPr>
-          <w:rFonts w:ascii="Times New Roman" w:hAnsi="Times New Roman" w:cs="Times New Roman"/>
-          <w:sz w:val="28"/>
-          <w:szCs w:val="28"/>
-        </w:rPr>
-      </w:pPr>
-      <w:proofErr w:type="spellStart"/>
-      <w:r>
-        <w:rPr>
-          <w:rFonts w:ascii="Times New Roman" w:hAnsi="Times New Roman" w:cs="Times New Roman"/>
-          <w:b/>
-          <w:bCs/>
-          <w:sz w:val="28"/>
-          <w:szCs w:val="28"/>
-        </w:rPr>
-        <w:t>DailyStats</w:t>
-      </w:r>
-      <w:proofErr w:type="spellEnd"/>
-      <w:r>
-        <w:rPr>
-          <w:rFonts w:ascii="Times New Roman" w:hAnsi="Times New Roman" w:cs="Times New Roman"/>
-          <w:b/>
-          <w:bCs/>
-          <w:sz w:val="28"/>
-          <w:szCs w:val="28"/>
-        </w:rPr>
-        <w:t>.</w:t>
-      </w:r>
-      <w:r>
-        <w:rPr>
-          <w:rFonts w:ascii="Times New Roman" w:hAnsi="Times New Roman" w:cs="Times New Roman"/>
-          <w:sz w:val="28"/>
-          <w:szCs w:val="28"/>
-        </w:rPr>
-        <w:t> Обеспечивает учёт ежедневной суммы пожертвований с автоматическим сбросом в полночь.</w:t>
-      </w:r>
-    </w:p>
-    <w:p>
-      <w:pPr>
-        <w:spacing w:after="0" w:line="360" w:lineRule="auto"/>
-        <w:ind w:firstLine="709"/>
-        <w:jc w:val="both"/>
-        <w:rPr>
-          <w:rFonts w:ascii="Times New Roman" w:hAnsi="Times New Roman" w:cs="Times New Roman"/>
-          <w:sz w:val="28"/>
-          <w:szCs w:val="28"/>
-        </w:rPr>
-      </w:pPr>
-      <w:proofErr w:type="spellStart"/>
-      <w:r>
-        <w:rPr>
-          <w:rFonts w:ascii="Times New Roman" w:hAnsi="Times New Roman" w:cs="Times New Roman"/>
-          <w:b/>
-          <w:bCs/>
-          <w:sz w:val="28"/>
-          <w:szCs w:val="28"/>
-        </w:rPr>
-        <w:t>DonationCart</w:t>
-      </w:r>
-      <w:proofErr w:type="spellEnd"/>
-      <w:r>
-        <w:rPr>
-          <w:rFonts w:ascii="Times New Roman" w:hAnsi="Times New Roman" w:cs="Times New Roman"/>
-          <w:b/>
-          <w:bCs/>
-          <w:sz w:val="28"/>
-          <w:szCs w:val="28"/>
-        </w:rPr>
-        <w:t>.</w:t>
+        <w:t>DonationCart.</w:t>
       </w:r>
       <w:r>
         <w:rPr>
@@ -9800,25 +8749,7 @@
           <w:sz w:val="28"/>
           <w:szCs w:val="28"/>
         </w:rPr>
-        <w:t xml:space="preserve">В разработанном интерфейсе используется </w:t>
-      </w:r>
-      <w:proofErr w:type="spellStart"/>
-      <w:r>
-        <w:rPr>
-          <w:rFonts w:ascii="Times New Roman" w:hAnsi="Times New Roman" w:cs="Times New Roman"/>
-          <w:sz w:val="28"/>
-          <w:szCs w:val="28"/>
-        </w:rPr>
-        <w:t>localStorage</w:t>
-      </w:r>
-      <w:proofErr w:type="spellEnd"/>
-      <w:r>
-        <w:rPr>
-          <w:rFonts w:ascii="Times New Roman" w:hAnsi="Times New Roman" w:cs="Times New Roman"/>
-          <w:sz w:val="28"/>
-          <w:szCs w:val="28"/>
-        </w:rPr>
-        <w:t xml:space="preserve"> для сохранения данных между сессиями пользователя. В хранилище сохраняются следующие объекты:</w:t>
+        <w:t>В разработанном интерфейсе используется localStorage для сохранения данных между сессиями пользователя. В хранилище сохраняются следующие объекты:</w:t>
       </w:r>
     </w:p>
     <w:p>
@@ -9860,113 +8791,13 @@
           <w:szCs w:val="28"/>
         </w:rPr>
       </w:pPr>
-      <w:proofErr w:type="spellStart"/>
-      <w:r>
-        <w:rPr>
-          <w:rFonts w:ascii="Times New Roman" w:hAnsi="Times New Roman" w:cs="Times New Roman"/>
-          <w:sz w:val="28"/>
-          <w:szCs w:val="28"/>
-        </w:rPr>
-        <w:t>acehelp_donations</w:t>
-      </w:r>
-      <w:proofErr w:type="spellEnd"/>
-      <w:r>
-        <w:rPr>
-          <w:rFonts w:ascii="Times New Roman" w:hAnsi="Times New Roman" w:cs="Times New Roman"/>
-          <w:sz w:val="28"/>
-          <w:szCs w:val="28"/>
-        </w:rPr>
-        <w:t> — массив объектов истории пожертвований. Каждый объект содержит идентификатор сбора (</w:t>
-      </w:r>
-      <w:proofErr w:type="spellStart"/>
-      <w:r>
-        <w:rPr>
-          <w:rFonts w:ascii="Times New Roman" w:hAnsi="Times New Roman" w:cs="Times New Roman"/>
-          <w:sz w:val="28"/>
-          <w:szCs w:val="28"/>
-        </w:rPr>
-        <w:t>campaignId</w:t>
-      </w:r>
-      <w:proofErr w:type="spellEnd"/>
-      <w:r>
-        <w:rPr>
-          <w:rFonts w:ascii="Times New Roman" w:hAnsi="Times New Roman" w:cs="Times New Roman"/>
-          <w:sz w:val="28"/>
-          <w:szCs w:val="28"/>
-        </w:rPr>
-        <w:t>), название сбора (</w:t>
-      </w:r>
-      <w:proofErr w:type="spellStart"/>
-      <w:r>
-        <w:rPr>
-          <w:rFonts w:ascii="Times New Roman" w:hAnsi="Times New Roman" w:cs="Times New Roman"/>
-          <w:sz w:val="28"/>
-          <w:szCs w:val="28"/>
-        </w:rPr>
-        <w:t>campaignName</w:t>
-      </w:r>
-      <w:proofErr w:type="spellEnd"/>
-      <w:r>
-        <w:rPr>
-          <w:rFonts w:ascii="Times New Roman" w:hAnsi="Times New Roman" w:cs="Times New Roman"/>
-          <w:sz w:val="28"/>
-          <w:szCs w:val="28"/>
-        </w:rPr>
-        <w:t>), сумму (</w:t>
-      </w:r>
-      <w:proofErr w:type="spellStart"/>
-      <w:r>
-        <w:rPr>
-          <w:rFonts w:ascii="Times New Roman" w:hAnsi="Times New Roman" w:cs="Times New Roman"/>
-          <w:sz w:val="28"/>
-          <w:szCs w:val="28"/>
-        </w:rPr>
-        <w:t>amount</w:t>
-      </w:r>
-      <w:proofErr w:type="spellEnd"/>
-      <w:r>
-        <w:rPr>
-          <w:rFonts w:ascii="Times New Roman" w:hAnsi="Times New Roman" w:cs="Times New Roman"/>
-          <w:sz w:val="28"/>
-          <w:szCs w:val="28"/>
-        </w:rPr>
-        <w:t>), количество (</w:t>
-      </w:r>
-      <w:proofErr w:type="spellStart"/>
-      <w:r>
-        <w:rPr>
-          <w:rFonts w:ascii="Times New Roman" w:hAnsi="Times New Roman" w:cs="Times New Roman"/>
-          <w:sz w:val="28"/>
-          <w:szCs w:val="28"/>
-        </w:rPr>
-        <w:t>quantity</w:t>
-      </w:r>
-      <w:proofErr w:type="spellEnd"/>
-      <w:r>
-        <w:rPr>
-          <w:rFonts w:ascii="Times New Roman" w:hAnsi="Times New Roman" w:cs="Times New Roman"/>
-          <w:sz w:val="28"/>
-          <w:szCs w:val="28"/>
-        </w:rPr>
-        <w:t>) и дату пожертвования (</w:t>
-      </w:r>
-      <w:proofErr w:type="spellStart"/>
-      <w:r>
-        <w:rPr>
-          <w:rFonts w:ascii="Times New Roman" w:hAnsi="Times New Roman" w:cs="Times New Roman"/>
-          <w:sz w:val="28"/>
-          <w:szCs w:val="28"/>
-        </w:rPr>
-        <w:t>date</w:t>
-      </w:r>
-      <w:proofErr w:type="spellEnd"/>
-      <w:r>
-        <w:rPr>
-          <w:rFonts w:ascii="Times New Roman" w:hAnsi="Times New Roman" w:cs="Times New Roman"/>
-          <w:sz w:val="28"/>
-          <w:szCs w:val="28"/>
-        </w:rPr>
-        <w:t>).</w:t>
+      <w:r>
+        <w:rPr>
+          <w:rFonts w:ascii="Times New Roman" w:hAnsi="Times New Roman" w:cs="Times New Roman"/>
+          <w:sz w:val="28"/>
+          <w:szCs w:val="28"/>
+        </w:rPr>
+        <w:t>acehelp_donations — массив объектов истории пожертвований. Каждый объект содержит идентификатор сбора (campaignId), название сбора (campaignName), сумму (amount), количество (quantity) и дату пожертвования (date).</w:t>
       </w:r>
     </w:p>
     <w:p>
@@ -9984,59 +8815,13 @@
           <w:szCs w:val="28"/>
         </w:rPr>
       </w:pPr>
-      <w:proofErr w:type="spellStart"/>
-      <w:r>
-        <w:rPr>
-          <w:rFonts w:ascii="Times New Roman" w:hAnsi="Times New Roman" w:cs="Times New Roman"/>
-          <w:sz w:val="28"/>
-          <w:szCs w:val="28"/>
-        </w:rPr>
-        <w:t>acehelp_daily</w:t>
-      </w:r>
-      <w:proofErr w:type="spellEnd"/>
-      <w:r>
-        <w:rPr>
-          <w:rFonts w:ascii="Times New Roman" w:hAnsi="Times New Roman" w:cs="Times New Roman"/>
-          <w:sz w:val="28"/>
-          <w:szCs w:val="28"/>
-        </w:rPr>
-        <w:t xml:space="preserve"> — объект с полями </w:t>
-      </w:r>
-      <w:proofErr w:type="spellStart"/>
-      <w:r>
-        <w:rPr>
-          <w:rFonts w:ascii="Times New Roman" w:hAnsi="Times New Roman" w:cs="Times New Roman"/>
-          <w:sz w:val="28"/>
-          <w:szCs w:val="28"/>
-        </w:rPr>
-        <w:t>lastDate</w:t>
-      </w:r>
-      <w:proofErr w:type="spellEnd"/>
-      <w:r>
-        <w:rPr>
-          <w:rFonts w:ascii="Times New Roman" w:hAnsi="Times New Roman" w:cs="Times New Roman"/>
-          <w:sz w:val="28"/>
-          <w:szCs w:val="28"/>
-        </w:rPr>
-        <w:t xml:space="preserve"> (дата последнего обновления) и </w:t>
-      </w:r>
-      <w:proofErr w:type="spellStart"/>
-      <w:r>
-        <w:rPr>
-          <w:rFonts w:ascii="Times New Roman" w:hAnsi="Times New Roman" w:cs="Times New Roman"/>
-          <w:sz w:val="28"/>
-          <w:szCs w:val="28"/>
-        </w:rPr>
-        <w:t>todayAmount</w:t>
-      </w:r>
-      <w:proofErr w:type="spellEnd"/>
-      <w:r>
-        <w:rPr>
-          <w:rFonts w:ascii="Times New Roman" w:hAnsi="Times New Roman" w:cs="Times New Roman"/>
-          <w:sz w:val="28"/>
-          <w:szCs w:val="28"/>
-        </w:rPr>
-        <w:t xml:space="preserve"> (сумма, собранная за текущий день).</w:t>
+      <w:r>
+        <w:rPr>
+          <w:rFonts w:ascii="Times New Roman" w:hAnsi="Times New Roman" w:cs="Times New Roman"/>
+          <w:sz w:val="28"/>
+          <w:szCs w:val="28"/>
+        </w:rPr>
+        <w:t>acehelp_daily — объект с полями lastDate (дата последнего обновления) и todayAmount (сумма, собранная за текущий день).</w:t>
       </w:r>
     </w:p>
     <w:p>
@@ -10054,23 +8839,13 @@
           <w:szCs w:val="28"/>
         </w:rPr>
       </w:pPr>
-      <w:proofErr w:type="spellStart"/>
-      <w:r>
-        <w:rPr>
-          <w:rFonts w:ascii="Times New Roman" w:hAnsi="Times New Roman" w:cs="Times New Roman"/>
-          <w:sz w:val="28"/>
-          <w:szCs w:val="28"/>
-        </w:rPr>
-        <w:t>acehelp_messages</w:t>
-      </w:r>
-      <w:proofErr w:type="spellEnd"/>
-      <w:r>
-        <w:rPr>
-          <w:rFonts w:ascii="Times New Roman" w:hAnsi="Times New Roman" w:cs="Times New Roman"/>
-          <w:sz w:val="28"/>
-          <w:szCs w:val="28"/>
-        </w:rPr>
-        <w:t> — массив объектов с сообщениями из формы обратной связи.</w:t>
+      <w:r>
+        <w:rPr>
+          <w:rFonts w:ascii="Times New Roman" w:hAnsi="Times New Roman" w:cs="Times New Roman"/>
+          <w:sz w:val="28"/>
+          <w:szCs w:val="28"/>
+        </w:rPr>
+        <w:t>acehelp_messages — массив объектов с сообщениями из формы обратной связи.</w:t>
       </w:r>
     </w:p>
     <w:p>
@@ -10090,25 +8865,7 @@
           <w:sz w:val="28"/>
           <w:szCs w:val="28"/>
         </w:rPr>
-        <w:t xml:space="preserve">При загрузке страницы данные восстанавливаются из </w:t>
-      </w:r>
-      <w:proofErr w:type="spellStart"/>
-      <w:r>
-        <w:rPr>
-          <w:rFonts w:ascii="Times New Roman" w:hAnsi="Times New Roman" w:cs="Times New Roman"/>
-          <w:sz w:val="28"/>
-          <w:szCs w:val="28"/>
-        </w:rPr>
-        <w:t>localStorage</w:t>
-      </w:r>
-      <w:proofErr w:type="spellEnd"/>
-      <w:r>
-        <w:rPr>
-          <w:rFonts w:ascii="Times New Roman" w:hAnsi="Times New Roman" w:cs="Times New Roman"/>
-          <w:sz w:val="28"/>
-          <w:szCs w:val="28"/>
-        </w:rPr>
-        <w:t>. При добавлении нового пожертвования или отправке сообщения данные обновляются и сохраняются.</w:t>
+        <w:t>При загрузке страницы данные восстанавливаются из localStorage. При добавлении нового пожертвования или отправке сообщения данные обновляются и сохраняются.</w:t>
       </w:r>
     </w:p>
     <w:p>
@@ -10164,25 +8921,7 @@
           <w:sz w:val="28"/>
           <w:szCs w:val="28"/>
         </w:rPr>
-        <w:t xml:space="preserve">В рамках проектной части разработаны диаграмма вариантов использования, карта интерфейса, диаграммы деятельности, описание интерфейса, диаграмма классов и спецификация работы с </w:t>
-      </w:r>
-      <w:proofErr w:type="spellStart"/>
-      <w:r>
-        <w:rPr>
-          <w:rFonts w:ascii="Times New Roman" w:hAnsi="Times New Roman" w:cs="Times New Roman"/>
-          <w:sz w:val="28"/>
-          <w:szCs w:val="28"/>
-        </w:rPr>
-        <w:t>localStorage</w:t>
-      </w:r>
-      <w:proofErr w:type="spellEnd"/>
-      <w:r>
-        <w:rPr>
-          <w:rFonts w:ascii="Times New Roman" w:hAnsi="Times New Roman" w:cs="Times New Roman"/>
-          <w:sz w:val="28"/>
-          <w:szCs w:val="28"/>
-        </w:rPr>
-        <w:t>. Все спроектированные компоненты ориентированы на реализацию на клиентской стороне с использованием HTML, CSS и JavaScript.</w:t>
+        <w:t>В рамках проектной части разработаны диаграмма вариантов использования, карта интерфейса, диаграммы деятельности, описание интерфейса, диаграмма классов и спецификация работы с localStorage. Все спроектированные компоненты ориентированы на реализацию на клиентской стороне с использованием HTML, CSS и JavaScript.</w:t>
       </w:r>
     </w:p>
     <w:p>
@@ -10292,25 +9031,7 @@
           <w:sz w:val="28"/>
           <w:szCs w:val="28"/>
         </w:rPr>
-        <w:t xml:space="preserve">Для разработки интерфейса использовался редактор </w:t>
-      </w:r>
-      <w:proofErr w:type="spellStart"/>
-      <w:r>
-        <w:rPr>
-          <w:rFonts w:ascii="Times New Roman" w:hAnsi="Times New Roman" w:cs="Times New Roman"/>
-          <w:sz w:val="28"/>
-          <w:szCs w:val="28"/>
-        </w:rPr>
-        <w:t>Atom</w:t>
-      </w:r>
-      <w:proofErr w:type="spellEnd"/>
-      <w:r>
-        <w:rPr>
-          <w:rFonts w:ascii="Times New Roman" w:hAnsi="Times New Roman" w:cs="Times New Roman"/>
-          <w:sz w:val="28"/>
-          <w:szCs w:val="28"/>
-        </w:rPr>
-        <w:t>. Были установлены следующие пакеты:</w:t>
+        <w:t>Для разработки интерфейса использовался редактор Atom. Были установлены следующие пакеты:</w:t>
       </w:r>
     </w:p>
     <w:p>
@@ -10328,23 +9049,13 @@
           <w:szCs w:val="28"/>
         </w:rPr>
       </w:pPr>
-      <w:proofErr w:type="spellStart"/>
-      <w:r>
-        <w:rPr>
-          <w:rFonts w:ascii="Times New Roman" w:hAnsi="Times New Roman" w:cs="Times New Roman"/>
-          <w:sz w:val="28"/>
-          <w:szCs w:val="28"/>
-        </w:rPr>
-        <w:t>atom-live-server</w:t>
-      </w:r>
-      <w:proofErr w:type="spellEnd"/>
-      <w:r>
-        <w:rPr>
-          <w:rFonts w:ascii="Times New Roman" w:hAnsi="Times New Roman" w:cs="Times New Roman"/>
-          <w:sz w:val="28"/>
-          <w:szCs w:val="28"/>
-        </w:rPr>
-        <w:t> для локального запуска и автоматического обновления страниц;</w:t>
+      <w:r>
+        <w:rPr>
+          <w:rFonts w:ascii="Times New Roman" w:hAnsi="Times New Roman" w:cs="Times New Roman"/>
+          <w:sz w:val="28"/>
+          <w:szCs w:val="28"/>
+        </w:rPr>
+        <w:t>atom-live-server для локального запуска и автоматического обновления страниц;</w:t>
       </w:r>
     </w:p>
     <w:p>
@@ -10362,7 +9073,6 @@
           <w:szCs w:val="28"/>
         </w:rPr>
       </w:pPr>
-      <w:proofErr w:type="spellStart"/>
       <w:r>
         <w:rPr>
           <w:rFonts w:ascii="Times New Roman" w:hAnsi="Times New Roman" w:cs="Times New Roman"/>
@@ -10370,16 +9080,7 @@
           <w:szCs w:val="28"/>
         </w:rPr>
         <w:lastRenderedPageBreak/>
-        <w:t>prettier-atom</w:t>
-      </w:r>
-      <w:proofErr w:type="spellEnd"/>
-      <w:r>
-        <w:rPr>
-          <w:rFonts w:ascii="Times New Roman" w:hAnsi="Times New Roman" w:cs="Times New Roman"/>
-          <w:sz w:val="28"/>
-          <w:szCs w:val="28"/>
-        </w:rPr>
-        <w:t> для автоматического форматирования кода;</w:t>
+        <w:t>prettier-atom для автоматического форматирования кода;</w:t>
       </w:r>
     </w:p>
     <w:p>
@@ -10397,23 +9098,13 @@
           <w:szCs w:val="28"/>
         </w:rPr>
       </w:pPr>
-      <w:proofErr w:type="spellStart"/>
-      <w:r>
-        <w:rPr>
-          <w:rFonts w:ascii="Times New Roman" w:hAnsi="Times New Roman" w:cs="Times New Roman"/>
-          <w:sz w:val="28"/>
-          <w:szCs w:val="28"/>
-        </w:rPr>
-        <w:t>git-plus</w:t>
-      </w:r>
-      <w:proofErr w:type="spellEnd"/>
-      <w:r>
-        <w:rPr>
-          <w:rFonts w:ascii="Times New Roman" w:hAnsi="Times New Roman" w:cs="Times New Roman"/>
-          <w:sz w:val="28"/>
-          <w:szCs w:val="28"/>
-        </w:rPr>
-        <w:t> для работы с системой контроля версий.</w:t>
+      <w:r>
+        <w:rPr>
+          <w:rFonts w:ascii="Times New Roman" w:hAnsi="Times New Roman" w:cs="Times New Roman"/>
+          <w:sz w:val="28"/>
+          <w:szCs w:val="28"/>
+        </w:rPr>
+        <w:t>git-plus для работы с системой контроля версий.</w:t>
       </w:r>
     </w:p>
     <w:p>
@@ -10573,10 +9264,14 @@
           <w:sz w:val="28"/>
           <w:szCs w:val="28"/>
         </w:rPr>
-        <w:t xml:space="preserve">Реализация загрузки данных (JSON + </w:t>
-      </w:r>
-      <w:proofErr w:type="spellStart"/>
-      <w:r>
+        <w:t>Реализация загрузки данных (JSON + Fetch API)</w:t>
+      </w:r>
+    </w:p>
+    <w:p>
+      <w:pPr>
+        <w:pStyle w:val="a3"/>
+        <w:ind w:left="1129"/>
+        <w:jc w:val="both"/>
         <w:rPr>
           <w:rFonts w:ascii="Times New Roman" w:hAnsi="Times New Roman" w:cs="Times New Roman"/>
           <w:b/>
@@ -10584,32 +9279,6 @@
           <w:sz w:val="28"/>
           <w:szCs w:val="28"/>
         </w:rPr>
-        <w:t>Fetch</w:t>
-      </w:r>
-      <w:proofErr w:type="spellEnd"/>
-      <w:r>
-        <w:rPr>
-          <w:rFonts w:ascii="Times New Roman" w:hAnsi="Times New Roman" w:cs="Times New Roman"/>
-          <w:b/>
-          <w:bCs/>
-          <w:sz w:val="28"/>
-          <w:szCs w:val="28"/>
-        </w:rPr>
-        <w:t xml:space="preserve"> API)</w:t>
-      </w:r>
-    </w:p>
-    <w:p>
-      <w:pPr>
-        <w:pStyle w:val="a3"/>
-        <w:ind w:left="1129"/>
-        <w:jc w:val="both"/>
-        <w:rPr>
-          <w:rFonts w:ascii="Times New Roman" w:hAnsi="Times New Roman" w:cs="Times New Roman"/>
-          <w:b/>
-          <w:bCs/>
-          <w:sz w:val="28"/>
-          <w:szCs w:val="28"/>
-        </w:rPr>
       </w:pPr>
     </w:p>
     <w:p>
@@ -10629,71 +9298,7 @@
           <w:sz w:val="28"/>
           <w:szCs w:val="28"/>
         </w:rPr>
-        <w:t>Все данные о сборах хранятся в файле </w:t>
-      </w:r>
-      <w:proofErr w:type="spellStart"/>
-      <w:r>
-        <w:rPr>
-          <w:rFonts w:ascii="Times New Roman" w:hAnsi="Times New Roman" w:cs="Times New Roman"/>
-          <w:sz w:val="28"/>
-          <w:szCs w:val="28"/>
-        </w:rPr>
-        <w:t>data</w:t>
-      </w:r>
-      <w:proofErr w:type="spellEnd"/>
-      <w:r>
-        <w:rPr>
-          <w:rFonts w:ascii="Times New Roman" w:hAnsi="Times New Roman" w:cs="Times New Roman"/>
-          <w:sz w:val="28"/>
-          <w:szCs w:val="28"/>
-        </w:rPr>
-        <w:t>/</w:t>
-      </w:r>
-      <w:proofErr w:type="spellStart"/>
-      <w:r>
-        <w:rPr>
-          <w:rFonts w:ascii="Times New Roman" w:hAnsi="Times New Roman" w:cs="Times New Roman"/>
-          <w:sz w:val="28"/>
-          <w:szCs w:val="28"/>
-        </w:rPr>
-        <w:t>campaigns.json</w:t>
-      </w:r>
-      <w:proofErr w:type="spellEnd"/>
-      <w:r>
-        <w:rPr>
-          <w:rFonts w:ascii="Times New Roman" w:hAnsi="Times New Roman" w:cs="Times New Roman"/>
-          <w:sz w:val="28"/>
-          <w:szCs w:val="28"/>
-        </w:rPr>
-        <w:t>. Для их загрузки используется метод </w:t>
-      </w:r>
-      <w:proofErr w:type="spellStart"/>
-      <w:proofErr w:type="gramStart"/>
-      <w:r>
-        <w:rPr>
-          <w:rFonts w:ascii="Times New Roman" w:hAnsi="Times New Roman" w:cs="Times New Roman"/>
-          <w:sz w:val="28"/>
-          <w:szCs w:val="28"/>
-        </w:rPr>
-        <w:t>fetch</w:t>
-      </w:r>
-      <w:proofErr w:type="spellEnd"/>
-      <w:r>
-        <w:rPr>
-          <w:rFonts w:ascii="Times New Roman" w:hAnsi="Times New Roman" w:cs="Times New Roman"/>
-          <w:sz w:val="28"/>
-          <w:szCs w:val="28"/>
-        </w:rPr>
-        <w:t>(</w:t>
-      </w:r>
-      <w:proofErr w:type="gramEnd"/>
-      <w:r>
-        <w:rPr>
-          <w:rFonts w:ascii="Times New Roman" w:hAnsi="Times New Roman" w:cs="Times New Roman"/>
-          <w:sz w:val="28"/>
-          <w:szCs w:val="28"/>
-        </w:rPr>
-        <w:t>) с обработкой асинхронного запроса.</w:t>
+        <w:t>Все данные о сборах хранятся в файле data/campaigns.json. Для их загрузки используется метод fetch() с обработкой асинхронного запроса.</w:t>
       </w:r>
     </w:p>
     <w:p>
@@ -10825,35 +9430,7 @@
           <w:sz w:val="28"/>
           <w:szCs w:val="28"/>
         </w:rPr>
-        <w:t xml:space="preserve"> представлен листинг функции </w:t>
-      </w:r>
-      <w:proofErr w:type="spellStart"/>
-      <w:proofErr w:type="gramStart"/>
-      <w:r>
-        <w:rPr>
-          <w:rFonts w:ascii="Times New Roman" w:hAnsi="Times New Roman" w:cs="Times New Roman"/>
-          <w:sz w:val="28"/>
-          <w:szCs w:val="28"/>
-        </w:rPr>
-        <w:t>loadAllCampaigns</w:t>
-      </w:r>
-      <w:proofErr w:type="spellEnd"/>
-      <w:r>
-        <w:rPr>
-          <w:rFonts w:ascii="Times New Roman" w:hAnsi="Times New Roman" w:cs="Times New Roman"/>
-          <w:sz w:val="28"/>
-          <w:szCs w:val="28"/>
-        </w:rPr>
-        <w:t>(</w:t>
-      </w:r>
-      <w:proofErr w:type="gramEnd"/>
-      <w:r>
-        <w:rPr>
-          <w:rFonts w:ascii="Times New Roman" w:hAnsi="Times New Roman" w:cs="Times New Roman"/>
-          <w:sz w:val="28"/>
-          <w:szCs w:val="28"/>
-        </w:rPr>
-        <w:t>).</w:t>
+        <w:t xml:space="preserve"> представлен листинг функции loadAllCampaigns().</w:t>
       </w:r>
     </w:p>
     <w:p>
@@ -10942,35 +9519,7 @@
           <w:sz w:val="28"/>
           <w:szCs w:val="28"/>
         </w:rPr>
-        <w:t xml:space="preserve"> — Листинг функции </w:t>
-      </w:r>
-      <w:proofErr w:type="spellStart"/>
-      <w:proofErr w:type="gramStart"/>
-      <w:r>
-        <w:rPr>
-          <w:rFonts w:ascii="Times New Roman" w:hAnsi="Times New Roman" w:cs="Times New Roman"/>
-          <w:sz w:val="28"/>
-          <w:szCs w:val="28"/>
-        </w:rPr>
-        <w:t>loadAllCampaigns</w:t>
-      </w:r>
-      <w:proofErr w:type="spellEnd"/>
-      <w:r>
-        <w:rPr>
-          <w:rFonts w:ascii="Times New Roman" w:hAnsi="Times New Roman" w:cs="Times New Roman"/>
-          <w:sz w:val="28"/>
-          <w:szCs w:val="28"/>
-        </w:rPr>
-        <w:t>(</w:t>
-      </w:r>
-      <w:proofErr w:type="gramEnd"/>
-      <w:r>
-        <w:rPr>
-          <w:rFonts w:ascii="Times New Roman" w:hAnsi="Times New Roman" w:cs="Times New Roman"/>
-          <w:sz w:val="28"/>
-          <w:szCs w:val="28"/>
-        </w:rPr>
-        <w:t>)</w:t>
+        <w:t xml:space="preserve"> — Листинг функции loadAllCampaigns()</w:t>
       </w:r>
     </w:p>
     <w:p>
@@ -11028,35 +9577,7 @@
           <w:sz w:val="28"/>
           <w:szCs w:val="28"/>
         </w:rPr>
-        <w:t xml:space="preserve">Для отображения карточек на странице «Сборы» реализована функция </w:t>
-      </w:r>
-      <w:proofErr w:type="spellStart"/>
-      <w:proofErr w:type="gramStart"/>
-      <w:r>
-        <w:rPr>
-          <w:rFonts w:ascii="Times New Roman" w:hAnsi="Times New Roman" w:cs="Times New Roman"/>
-          <w:sz w:val="28"/>
-          <w:szCs w:val="28"/>
-        </w:rPr>
-        <w:t>renderCampaigns</w:t>
-      </w:r>
-      <w:proofErr w:type="spellEnd"/>
-      <w:r>
-        <w:rPr>
-          <w:rFonts w:ascii="Times New Roman" w:hAnsi="Times New Roman" w:cs="Times New Roman"/>
-          <w:sz w:val="28"/>
-          <w:szCs w:val="28"/>
-        </w:rPr>
-        <w:t>(</w:t>
-      </w:r>
-      <w:proofErr w:type="gramEnd"/>
-      <w:r>
-        <w:rPr>
-          <w:rFonts w:ascii="Times New Roman" w:hAnsi="Times New Roman" w:cs="Times New Roman"/>
-          <w:sz w:val="28"/>
-          <w:szCs w:val="28"/>
-        </w:rPr>
-        <w:t>), которая динамически создаёт HTML-элементы на основе массива данных.</w:t>
+        <w:t>Для отображения карточек на странице «Сборы» реализована функция renderCampaigns(), которая динамически создаёт HTML-элементы на основе массива данных.</w:t>
       </w:r>
     </w:p>
     <w:p>
@@ -11092,35 +9613,7 @@
           <w:sz w:val="28"/>
           <w:szCs w:val="28"/>
         </w:rPr>
-        <w:t xml:space="preserve"> представлен листинг функции </w:t>
-      </w:r>
-      <w:proofErr w:type="spellStart"/>
-      <w:proofErr w:type="gramStart"/>
-      <w:r>
-        <w:rPr>
-          <w:rFonts w:ascii="Times New Roman" w:hAnsi="Times New Roman" w:cs="Times New Roman"/>
-          <w:sz w:val="28"/>
-          <w:szCs w:val="28"/>
-        </w:rPr>
-        <w:t>renderCampaigns</w:t>
-      </w:r>
-      <w:proofErr w:type="spellEnd"/>
-      <w:r>
-        <w:rPr>
-          <w:rFonts w:ascii="Times New Roman" w:hAnsi="Times New Roman" w:cs="Times New Roman"/>
-          <w:sz w:val="28"/>
-          <w:szCs w:val="28"/>
-        </w:rPr>
-        <w:t>(</w:t>
-      </w:r>
-      <w:proofErr w:type="gramEnd"/>
-      <w:r>
-        <w:rPr>
-          <w:rFonts w:ascii="Times New Roman" w:hAnsi="Times New Roman" w:cs="Times New Roman"/>
-          <w:sz w:val="28"/>
-          <w:szCs w:val="28"/>
-        </w:rPr>
-        <w:t>).</w:t>
+        <w:t xml:space="preserve"> представлен листинг функции renderCampaigns().</w:t>
       </w:r>
     </w:p>
     <w:p>
@@ -11210,35 +9703,7 @@
           <w:sz w:val="28"/>
           <w:szCs w:val="28"/>
         </w:rPr>
-        <w:t xml:space="preserve"> — Листинг функции </w:t>
-      </w:r>
-      <w:proofErr w:type="spellStart"/>
-      <w:proofErr w:type="gramStart"/>
-      <w:r>
-        <w:rPr>
-          <w:rFonts w:ascii="Times New Roman" w:hAnsi="Times New Roman" w:cs="Times New Roman"/>
-          <w:sz w:val="28"/>
-          <w:szCs w:val="28"/>
-        </w:rPr>
-        <w:t>renderCampaigns</w:t>
-      </w:r>
-      <w:proofErr w:type="spellEnd"/>
-      <w:r>
-        <w:rPr>
-          <w:rFonts w:ascii="Times New Roman" w:hAnsi="Times New Roman" w:cs="Times New Roman"/>
-          <w:sz w:val="28"/>
-          <w:szCs w:val="28"/>
-        </w:rPr>
-        <w:t>(</w:t>
-      </w:r>
-      <w:proofErr w:type="gramEnd"/>
-      <w:r>
-        <w:rPr>
-          <w:rFonts w:ascii="Times New Roman" w:hAnsi="Times New Roman" w:cs="Times New Roman"/>
-          <w:sz w:val="28"/>
-          <w:szCs w:val="28"/>
-        </w:rPr>
-        <w:t>)</w:t>
+        <w:t xml:space="preserve"> — Листинг функции renderCampaigns()</w:t>
       </w:r>
     </w:p>
     <w:p>
@@ -11409,35 +9874,7 @@
           <w:sz w:val="28"/>
           <w:szCs w:val="28"/>
         </w:rPr>
-        <w:t xml:space="preserve">Рисунок 4.4 — Результат работы функции </w:t>
-      </w:r>
-      <w:proofErr w:type="spellStart"/>
-      <w:proofErr w:type="gramStart"/>
-      <w:r>
-        <w:rPr>
-          <w:rFonts w:ascii="Times New Roman" w:hAnsi="Times New Roman" w:cs="Times New Roman"/>
-          <w:sz w:val="28"/>
-          <w:szCs w:val="28"/>
-        </w:rPr>
-        <w:t>renderCampaigns</w:t>
-      </w:r>
-      <w:proofErr w:type="spellEnd"/>
-      <w:r>
-        <w:rPr>
-          <w:rFonts w:ascii="Times New Roman" w:hAnsi="Times New Roman" w:cs="Times New Roman"/>
-          <w:sz w:val="28"/>
-          <w:szCs w:val="28"/>
-        </w:rPr>
-        <w:t>(</w:t>
-      </w:r>
-      <w:proofErr w:type="gramEnd"/>
-      <w:r>
-        <w:rPr>
-          <w:rFonts w:ascii="Times New Roman" w:hAnsi="Times New Roman" w:cs="Times New Roman"/>
-          <w:sz w:val="28"/>
-          <w:szCs w:val="28"/>
-        </w:rPr>
-        <w:t>)</w:t>
+        <w:t>Рисунок 4.4 — Результат работы функции renderCampaigns()</w:t>
       </w:r>
     </w:p>
     <w:p>
@@ -11492,71 +9929,7 @@
           <w:sz w:val="28"/>
           <w:szCs w:val="28"/>
         </w:rPr>
-        <w:t>Фильтрация по категориям и поиск по названию реализованы через JavaScript. Функция </w:t>
-      </w:r>
-      <w:proofErr w:type="spellStart"/>
-      <w:proofErr w:type="gramStart"/>
-      <w:r>
-        <w:rPr>
-          <w:rFonts w:ascii="Times New Roman" w:hAnsi="Times New Roman" w:cs="Times New Roman"/>
-          <w:sz w:val="28"/>
-          <w:szCs w:val="28"/>
-        </w:rPr>
-        <w:t>applyFiltersAndRender</w:t>
-      </w:r>
-      <w:proofErr w:type="spellEnd"/>
-      <w:r>
-        <w:rPr>
-          <w:rFonts w:ascii="Times New Roman" w:hAnsi="Times New Roman" w:cs="Times New Roman"/>
-          <w:sz w:val="28"/>
-          <w:szCs w:val="28"/>
-        </w:rPr>
-        <w:t>(</w:t>
-      </w:r>
-      <w:proofErr w:type="gramEnd"/>
-      <w:r>
-        <w:rPr>
-          <w:rFonts w:ascii="Times New Roman" w:hAnsi="Times New Roman" w:cs="Times New Roman"/>
-          <w:sz w:val="28"/>
-          <w:szCs w:val="28"/>
-        </w:rPr>
-        <w:t>) фильтрует массив </w:t>
-      </w:r>
-      <w:proofErr w:type="spellStart"/>
-      <w:r>
-        <w:rPr>
-          <w:rFonts w:ascii="Times New Roman" w:hAnsi="Times New Roman" w:cs="Times New Roman"/>
-          <w:sz w:val="28"/>
-          <w:szCs w:val="28"/>
-        </w:rPr>
-        <w:t>allCampaigns</w:t>
-      </w:r>
-      <w:proofErr w:type="spellEnd"/>
-      <w:r>
-        <w:rPr>
-          <w:rFonts w:ascii="Times New Roman" w:hAnsi="Times New Roman" w:cs="Times New Roman"/>
-          <w:sz w:val="28"/>
-          <w:szCs w:val="28"/>
-        </w:rPr>
-        <w:t> в зависимости от выбранной категории и введённого поискового запроса, после чего вызывает </w:t>
-      </w:r>
-      <w:proofErr w:type="spellStart"/>
-      <w:r>
-        <w:rPr>
-          <w:rFonts w:ascii="Times New Roman" w:hAnsi="Times New Roman" w:cs="Times New Roman"/>
-          <w:sz w:val="28"/>
-          <w:szCs w:val="28"/>
-        </w:rPr>
-        <w:t>renderCampaigns</w:t>
-      </w:r>
-      <w:proofErr w:type="spellEnd"/>
-      <w:r>
-        <w:rPr>
-          <w:rFonts w:ascii="Times New Roman" w:hAnsi="Times New Roman" w:cs="Times New Roman"/>
-          <w:sz w:val="28"/>
-          <w:szCs w:val="28"/>
-        </w:rPr>
-        <w:t>() для обновления списка.</w:t>
+        <w:t>Фильтрация по категориям и поиск по названию реализованы через JavaScript. Функция applyFiltersAndRender() фильтрует массив allCampaigns в зависимости от выбранной категории и введённого поискового запроса, после чего вызывает renderCampaigns() для обновления списка.</w:t>
       </w:r>
     </w:p>
     <w:p>
@@ -11601,35 +9974,7 @@
           <w:szCs w:val="28"/>
         </w:rPr>
         <w:lastRenderedPageBreak/>
-        <w:t>На рисунке 4.5 представлен листинг функции </w:t>
-      </w:r>
-      <w:proofErr w:type="spellStart"/>
-      <w:proofErr w:type="gramStart"/>
-      <w:r>
-        <w:rPr>
-          <w:rFonts w:ascii="Times New Roman" w:hAnsi="Times New Roman" w:cs="Times New Roman"/>
-          <w:sz w:val="28"/>
-          <w:szCs w:val="28"/>
-        </w:rPr>
-        <w:t>applyFiltersAndRender</w:t>
-      </w:r>
-      <w:proofErr w:type="spellEnd"/>
-      <w:r>
-        <w:rPr>
-          <w:rFonts w:ascii="Times New Roman" w:hAnsi="Times New Roman" w:cs="Times New Roman"/>
-          <w:sz w:val="28"/>
-          <w:szCs w:val="28"/>
-        </w:rPr>
-        <w:t>(</w:t>
-      </w:r>
-      <w:proofErr w:type="gramEnd"/>
-      <w:r>
-        <w:rPr>
-          <w:rFonts w:ascii="Times New Roman" w:hAnsi="Times New Roman" w:cs="Times New Roman"/>
-          <w:sz w:val="28"/>
-          <w:szCs w:val="28"/>
-        </w:rPr>
-        <w:t>).</w:t>
+        <w:t>На рисунке 4.5 представлен листинг функции applyFiltersAndRender().</w:t>
       </w:r>
     </w:p>
     <w:p>
@@ -11704,35 +10049,7 @@
           <w:sz w:val="28"/>
           <w:szCs w:val="28"/>
         </w:rPr>
-        <w:t xml:space="preserve">Рисунок 4.5 — Листинг функции </w:t>
-      </w:r>
-      <w:proofErr w:type="spellStart"/>
-      <w:proofErr w:type="gramStart"/>
-      <w:r>
-        <w:rPr>
-          <w:rFonts w:ascii="Times New Roman" w:hAnsi="Times New Roman" w:cs="Times New Roman"/>
-          <w:sz w:val="28"/>
-          <w:szCs w:val="28"/>
-        </w:rPr>
-        <w:t>applyFiltersAndRender</w:t>
-      </w:r>
-      <w:proofErr w:type="spellEnd"/>
-      <w:r>
-        <w:rPr>
-          <w:rFonts w:ascii="Times New Roman" w:hAnsi="Times New Roman" w:cs="Times New Roman"/>
-          <w:sz w:val="28"/>
-          <w:szCs w:val="28"/>
-        </w:rPr>
-        <w:t>(</w:t>
-      </w:r>
-      <w:proofErr w:type="gramEnd"/>
-      <w:r>
-        <w:rPr>
-          <w:rFonts w:ascii="Times New Roman" w:hAnsi="Times New Roman" w:cs="Times New Roman"/>
-          <w:sz w:val="28"/>
-          <w:szCs w:val="28"/>
-        </w:rPr>
-        <w:t>)</w:t>
+        <w:t>Рисунок 4.5 — Листинг функции applyFiltersAndRender()</w:t>
       </w:r>
     </w:p>
     <w:p>
@@ -11912,43 +10229,7 @@
           <w:sz w:val="28"/>
           <w:szCs w:val="28"/>
         </w:rPr>
-        <w:t>Класс </w:t>
-      </w:r>
-      <w:proofErr w:type="spellStart"/>
-      <w:r>
-        <w:rPr>
-          <w:rFonts w:ascii="Times New Roman" w:hAnsi="Times New Roman" w:cs="Times New Roman"/>
-          <w:sz w:val="28"/>
-          <w:szCs w:val="28"/>
-        </w:rPr>
-        <w:t>DonationCart</w:t>
-      </w:r>
-      <w:proofErr w:type="spellEnd"/>
-      <w:r>
-        <w:rPr>
-          <w:rFonts w:ascii="Times New Roman" w:hAnsi="Times New Roman" w:cs="Times New Roman"/>
-          <w:sz w:val="28"/>
-          <w:szCs w:val="28"/>
-        </w:rPr>
-        <w:t xml:space="preserve"> управляет историей пожертвований. Он обеспечивает добавление новых записей, удаление отдельных элементов и сохранение данных в </w:t>
-      </w:r>
-      <w:proofErr w:type="spellStart"/>
-      <w:r>
-        <w:rPr>
-          <w:rFonts w:ascii="Times New Roman" w:hAnsi="Times New Roman" w:cs="Times New Roman"/>
-          <w:sz w:val="28"/>
-          <w:szCs w:val="28"/>
-        </w:rPr>
-        <w:t>localStorage</w:t>
-      </w:r>
-      <w:proofErr w:type="spellEnd"/>
-      <w:r>
-        <w:rPr>
-          <w:rFonts w:ascii="Times New Roman" w:hAnsi="Times New Roman" w:cs="Times New Roman"/>
-          <w:sz w:val="28"/>
-          <w:szCs w:val="28"/>
-        </w:rPr>
-        <w:t>.</w:t>
+        <w:t>Класс DonationCart управляет историей пожертвований. Он обеспечивает добавление новых записей, удаление отдельных элементов и сохранение данных в localStorage.</w:t>
       </w:r>
     </w:p>
     <w:p>
@@ -11968,25 +10249,7 @@
           <w:sz w:val="28"/>
           <w:szCs w:val="28"/>
         </w:rPr>
-        <w:t>На рисунке 4.7 представлен листинг класса </w:t>
-      </w:r>
-      <w:proofErr w:type="spellStart"/>
-      <w:r>
-        <w:rPr>
-          <w:rFonts w:ascii="Times New Roman" w:hAnsi="Times New Roman" w:cs="Times New Roman"/>
-          <w:sz w:val="28"/>
-          <w:szCs w:val="28"/>
-        </w:rPr>
-        <w:t>DonationCart</w:t>
-      </w:r>
-      <w:proofErr w:type="spellEnd"/>
-      <w:r>
-        <w:rPr>
-          <w:rFonts w:ascii="Times New Roman" w:hAnsi="Times New Roman" w:cs="Times New Roman"/>
-          <w:sz w:val="28"/>
-          <w:szCs w:val="28"/>
-        </w:rPr>
-        <w:t>.</w:t>
+        <w:t>На рисунке 4.7 представлен листинг класса DonationCart.</w:t>
       </w:r>
     </w:p>
     <w:p>
@@ -12061,18 +10324,8 @@
           <w:sz w:val="28"/>
           <w:szCs w:val="28"/>
         </w:rPr>
-        <w:t xml:space="preserve">Рисунок 4.7 — Листинг класса </w:t>
-      </w:r>
-      <w:proofErr w:type="spellStart"/>
-      <w:r>
-        <w:rPr>
-          <w:rFonts w:ascii="Times New Roman" w:hAnsi="Times New Roman" w:cs="Times New Roman"/>
-          <w:sz w:val="28"/>
-          <w:szCs w:val="28"/>
-        </w:rPr>
-        <w:t>DonationCart</w:t>
-      </w:r>
-      <w:proofErr w:type="spellEnd"/>
+        <w:t>Рисунок 4.7 — Листинг класса DonationCart</w:t>
+      </w:r>
     </w:p>
     <w:p>
       <w:pPr>
@@ -14218,61 +12471,7 @@
           <w:sz w:val="28"/>
           <w:szCs w:val="28"/>
         </w:rPr>
-        <w:t xml:space="preserve">Также проведено кросс-браузерное тестирование в </w:t>
-      </w:r>
-      <w:proofErr w:type="spellStart"/>
-      <w:r>
-        <w:rPr>
-          <w:rFonts w:ascii="Times New Roman" w:hAnsi="Times New Roman" w:cs="Times New Roman"/>
-          <w:sz w:val="28"/>
-          <w:szCs w:val="28"/>
-        </w:rPr>
-        <w:t>Chrome</w:t>
-      </w:r>
-      <w:proofErr w:type="spellEnd"/>
-      <w:r>
-        <w:rPr>
-          <w:rFonts w:ascii="Times New Roman" w:hAnsi="Times New Roman" w:cs="Times New Roman"/>
-          <w:sz w:val="28"/>
-          <w:szCs w:val="28"/>
-        </w:rPr>
-        <w:t xml:space="preserve">, </w:t>
-      </w:r>
-      <w:proofErr w:type="spellStart"/>
-      <w:r>
-        <w:rPr>
-          <w:rFonts w:ascii="Times New Roman" w:hAnsi="Times New Roman" w:cs="Times New Roman"/>
-          <w:sz w:val="28"/>
-          <w:szCs w:val="28"/>
-        </w:rPr>
-        <w:t>Firefox</w:t>
-      </w:r>
-      <w:proofErr w:type="spellEnd"/>
-      <w:r>
-        <w:rPr>
-          <w:rFonts w:ascii="Times New Roman" w:hAnsi="Times New Roman" w:cs="Times New Roman"/>
-          <w:sz w:val="28"/>
-          <w:szCs w:val="28"/>
-        </w:rPr>
-        <w:t xml:space="preserve"> и </w:t>
-      </w:r>
-      <w:proofErr w:type="spellStart"/>
-      <w:r>
-        <w:rPr>
-          <w:rFonts w:ascii="Times New Roman" w:hAnsi="Times New Roman" w:cs="Times New Roman"/>
-          <w:sz w:val="28"/>
-          <w:szCs w:val="28"/>
-        </w:rPr>
-        <w:t>Edge</w:t>
-      </w:r>
-      <w:proofErr w:type="spellEnd"/>
-      <w:r>
-        <w:rPr>
-          <w:rFonts w:ascii="Times New Roman" w:hAnsi="Times New Roman" w:cs="Times New Roman"/>
-          <w:sz w:val="28"/>
-          <w:szCs w:val="28"/>
-        </w:rPr>
-        <w:t xml:space="preserve"> — все функции работают корректно.</w:t>
+        <w:t>Также проведено кросс-браузерное тестирование в Chrome, Firefox и Edge — все функции работают корректно.</w:t>
       </w:r>
     </w:p>
     <w:p>
@@ -14573,25 +12772,7 @@
           <w:sz w:val="28"/>
           <w:szCs w:val="28"/>
         </w:rPr>
-        <w:t xml:space="preserve">Исходный код проекта доступен на </w:t>
-      </w:r>
-      <w:proofErr w:type="spellStart"/>
-      <w:r>
-        <w:rPr>
-          <w:rFonts w:ascii="Times New Roman" w:hAnsi="Times New Roman" w:cs="Times New Roman"/>
-          <w:sz w:val="28"/>
-          <w:szCs w:val="28"/>
-        </w:rPr>
-        <w:t>GitHub</w:t>
-      </w:r>
-      <w:proofErr w:type="spellEnd"/>
-      <w:r>
-        <w:rPr>
-          <w:rFonts w:ascii="Times New Roman" w:hAnsi="Times New Roman" w:cs="Times New Roman"/>
-          <w:sz w:val="28"/>
-          <w:szCs w:val="28"/>
-        </w:rPr>
-        <w:t>:</w:t>
+        <w:t>Исходный код проекта доступен на GitHub:</w:t>
       </w:r>
     </w:p>
     <w:p>
@@ -14619,66 +12800,6 @@
     </w:p>
     <w:p>
       <w:pPr>
-        <w:ind w:left="1701" w:right="1700"/>
-        <w:rPr>
-          <w:rFonts w:ascii="Times New Roman" w:hAnsi="Times New Roman" w:cs="Times New Roman"/>
-          <w:sz w:val="28"/>
-          <w:szCs w:val="28"/>
-        </w:rPr>
-      </w:pPr>
-    </w:p>
-    <w:p>
-      <w:pPr>
-        <w:ind w:right="-1"/>
-        <w:rPr>
-          <w:rFonts w:ascii="Times New Roman" w:hAnsi="Times New Roman" w:cs="Times New Roman"/>
-          <w:sz w:val="28"/>
-          <w:szCs w:val="28"/>
-        </w:rPr>
-      </w:pPr>
-    </w:p>
-    <w:p>
-      <w:pPr>
-        <w:ind w:right="-1"/>
-        <w:rPr>
-          <w:rFonts w:ascii="Times New Roman" w:hAnsi="Times New Roman" w:cs="Times New Roman"/>
-          <w:sz w:val="28"/>
-          <w:szCs w:val="28"/>
-        </w:rPr>
-      </w:pPr>
-    </w:p>
-    <w:p>
-      <w:pPr>
-        <w:ind w:right="-1"/>
-        <w:rPr>
-          <w:rFonts w:ascii="Times New Roman" w:hAnsi="Times New Roman" w:cs="Times New Roman"/>
-          <w:sz w:val="28"/>
-          <w:szCs w:val="28"/>
-        </w:rPr>
-      </w:pPr>
-    </w:p>
-    <w:p>
-      <w:pPr>
-        <w:ind w:right="-1"/>
-        <w:rPr>
-          <w:rFonts w:ascii="Times New Roman" w:hAnsi="Times New Roman" w:cs="Times New Roman"/>
-          <w:sz w:val="28"/>
-          <w:szCs w:val="28"/>
-        </w:rPr>
-      </w:pPr>
-    </w:p>
-    <w:p>
-      <w:pPr>
-        <w:ind w:right="-1"/>
-        <w:rPr>
-          <w:rFonts w:ascii="Times New Roman" w:hAnsi="Times New Roman" w:cs="Times New Roman"/>
-          <w:sz w:val="28"/>
-          <w:szCs w:val="28"/>
-        </w:rPr>
-      </w:pPr>
-    </w:p>
-    <w:p>
-      <w:pPr>
         <w:ind w:right="-1"/>
         <w:rPr>
           <w:rFonts w:ascii="Times New Roman" w:hAnsi="Times New Roman" w:cs="Times New Roman"/>
@@ -14726,25 +12847,7 @@
           <w:sz w:val="28"/>
           <w:szCs w:val="28"/>
         </w:rPr>
-        <w:t xml:space="preserve">В результате выполнения практической части был разработан полностью работающий веб-интерфейс. Реализованы все заявленные функции: просмотр сборов, фильтрация, поиск, пожертвования с сохранением истории в </w:t>
-      </w:r>
-      <w:proofErr w:type="spellStart"/>
-      <w:r>
-        <w:rPr>
-          <w:rFonts w:ascii="Times New Roman" w:hAnsi="Times New Roman" w:cs="Times New Roman"/>
-          <w:sz w:val="28"/>
-          <w:szCs w:val="28"/>
-        </w:rPr>
-        <w:t>localStorage</w:t>
-      </w:r>
-      <w:proofErr w:type="spellEnd"/>
-      <w:r>
-        <w:rPr>
-          <w:rFonts w:ascii="Times New Roman" w:hAnsi="Times New Roman" w:cs="Times New Roman"/>
-          <w:sz w:val="28"/>
-          <w:szCs w:val="28"/>
-        </w:rPr>
-        <w:t>, ежедневный счётчик «помощи сегодня», страницы отчётности, «О нас» и контакты.</w:t>
+        <w:t>В результате выполнения практической части был разработан полностью работающий веб-интерфейс. Реализованы все заявленные функции: просмотр сборов, фильтрация, поиск, пожертвования с сохранением истории в localStorage, ежедневный счётчик «помощи сегодня», страницы отчётности, «О нас» и контакты.</w:t>
       </w:r>
     </w:p>
     <w:p>
@@ -14776,26 +12879,7 @@
           <w:sz w:val="28"/>
           <w:szCs w:val="28"/>
         </w:rPr>
-        <w:lastRenderedPageBreak/>
-        <w:t xml:space="preserve">В процессе разработки возникли трудности при реализации истории пожертвований и сохранении данных в </w:t>
-      </w:r>
-      <w:proofErr w:type="spellStart"/>
-      <w:r>
-        <w:rPr>
-          <w:rFonts w:ascii="Times New Roman" w:hAnsi="Times New Roman" w:cs="Times New Roman"/>
-          <w:sz w:val="28"/>
-          <w:szCs w:val="28"/>
-        </w:rPr>
-        <w:t>localStorage</w:t>
-      </w:r>
-      <w:proofErr w:type="spellEnd"/>
-      <w:r>
-        <w:rPr>
-          <w:rFonts w:ascii="Times New Roman" w:hAnsi="Times New Roman" w:cs="Times New Roman"/>
-          <w:sz w:val="28"/>
-          <w:szCs w:val="28"/>
-        </w:rPr>
-        <w:t>, а также при настройке фильтрации совместно с поиском. Все проблемы были успешно решены. Интерфейс адаптирован для мобильных устройств и протестирован в трёх браузерах.</w:t>
+        <w:t>В процессе разработки возникли трудности при реализации истории пожертвований и сохранении данных в localStorage, а также при настройке фильтрации совместно с поиском. Все проблемы были успешно решены. Интерфейс адаптирован для мобильных устройств и протестирован в трёх браузерах.</w:t>
       </w:r>
     </w:p>
     <w:p>
@@ -14821,7 +12905,10 @@
           <w:szCs w:val="28"/>
         </w:rPr>
       </w:pPr>
-      <w:r>
+    </w:p>
+    <w:p>
+      <w:pPr>
+        <w:ind w:right="-1"/>
         <w:rPr>
           <w:rFonts w:ascii="Times New Roman" w:hAnsi="Times New Roman" w:cs="Times New Roman"/>
           <w:b/>
@@ -14829,252 +12916,8 @@
           <w:sz w:val="28"/>
           <w:szCs w:val="28"/>
         </w:rPr>
-        <w:t>ЗАКЛЮЧЕНИЕ</w:t>
-      </w:r>
-    </w:p>
-    <w:p>
-      <w:pPr>
-        <w:spacing w:after="0" w:line="360" w:lineRule="auto"/>
-        <w:ind w:firstLine="709"/>
-        <w:jc w:val="both"/>
-        <w:rPr>
-          <w:rFonts w:ascii="Times New Roman" w:hAnsi="Times New Roman" w:cs="Times New Roman"/>
-          <w:sz w:val="28"/>
-          <w:szCs w:val="28"/>
-        </w:rPr>
-      </w:pPr>
-      <w:r>
-        <w:rPr>
-          <w:rFonts w:ascii="Times New Roman" w:hAnsi="Times New Roman" w:cs="Times New Roman"/>
-          <w:sz w:val="28"/>
-          <w:szCs w:val="28"/>
-        </w:rPr>
-        <w:t>В ходе выполнения курсового проекта была достигнута поставленная цель — разработан удобный и функциональный веб-интерфейс для благотворительности.</w:t>
-      </w:r>
-    </w:p>
-    <w:p>
-      <w:pPr>
-        <w:spacing w:after="0" w:line="360" w:lineRule="auto"/>
-        <w:ind w:firstLine="709"/>
-        <w:jc w:val="both"/>
-        <w:rPr>
-          <w:rFonts w:ascii="Times New Roman" w:hAnsi="Times New Roman" w:cs="Times New Roman"/>
-          <w:sz w:val="28"/>
-          <w:szCs w:val="28"/>
-        </w:rPr>
-      </w:pPr>
-    </w:p>
-    <w:p>
-      <w:pPr>
-        <w:spacing w:after="0" w:line="360" w:lineRule="auto"/>
-        <w:ind w:firstLine="709"/>
-        <w:jc w:val="both"/>
-        <w:rPr>
-          <w:rFonts w:ascii="Times New Roman" w:hAnsi="Times New Roman" w:cs="Times New Roman"/>
-          <w:sz w:val="28"/>
-          <w:szCs w:val="28"/>
-        </w:rPr>
-      </w:pPr>
-      <w:r>
-        <w:rPr>
-          <w:rFonts w:ascii="Times New Roman" w:hAnsi="Times New Roman" w:cs="Times New Roman"/>
-          <w:sz w:val="28"/>
-          <w:szCs w:val="28"/>
-        </w:rPr>
-        <w:t xml:space="preserve">Все задачи, поставленные во введении, решены в полном объёме. Разработанный интерфейс представляет собой полноценное клиентское приложение, демонстрирующее навыки работы с HTML, CSS и JavaScript. Все данные о сборах хранятся в JSON-файле и загружаются через </w:t>
-      </w:r>
-      <w:proofErr w:type="spellStart"/>
-      <w:r>
-        <w:rPr>
-          <w:rFonts w:ascii="Times New Roman" w:hAnsi="Times New Roman" w:cs="Times New Roman"/>
-          <w:sz w:val="28"/>
-          <w:szCs w:val="28"/>
-        </w:rPr>
-        <w:t>Fetch</w:t>
-      </w:r>
-      <w:proofErr w:type="spellEnd"/>
-      <w:r>
-        <w:rPr>
-          <w:rFonts w:ascii="Times New Roman" w:hAnsi="Times New Roman" w:cs="Times New Roman"/>
-          <w:sz w:val="28"/>
-          <w:szCs w:val="28"/>
-        </w:rPr>
-        <w:t xml:space="preserve"> API. История пожертвований и ежедневный счётчик сохраняются в </w:t>
-      </w:r>
-      <w:proofErr w:type="spellStart"/>
-      <w:r>
-        <w:rPr>
-          <w:rFonts w:ascii="Times New Roman" w:hAnsi="Times New Roman" w:cs="Times New Roman"/>
-          <w:sz w:val="28"/>
-          <w:szCs w:val="28"/>
-        </w:rPr>
-        <w:t>localStorage</w:t>
-      </w:r>
-      <w:proofErr w:type="spellEnd"/>
-      <w:r>
-        <w:rPr>
-          <w:rFonts w:ascii="Times New Roman" w:hAnsi="Times New Roman" w:cs="Times New Roman"/>
-          <w:sz w:val="28"/>
-          <w:szCs w:val="28"/>
-        </w:rPr>
-        <w:t>, что позволяет не терять данные после перезагрузки страницы.</w:t>
-      </w:r>
-    </w:p>
-    <w:p>
-      <w:pPr>
-        <w:spacing w:after="0" w:line="360" w:lineRule="auto"/>
-        <w:ind w:firstLine="709"/>
-        <w:jc w:val="both"/>
-        <w:rPr>
-          <w:rFonts w:ascii="Times New Roman" w:hAnsi="Times New Roman" w:cs="Times New Roman"/>
-          <w:sz w:val="28"/>
-          <w:szCs w:val="28"/>
-        </w:rPr>
-      </w:pPr>
-    </w:p>
-    <w:p>
-      <w:pPr>
-        <w:spacing w:after="0" w:line="360" w:lineRule="auto"/>
-        <w:ind w:firstLine="709"/>
-        <w:jc w:val="both"/>
-        <w:rPr>
-          <w:rFonts w:ascii="Times New Roman" w:hAnsi="Times New Roman" w:cs="Times New Roman"/>
-          <w:sz w:val="28"/>
-          <w:szCs w:val="28"/>
-        </w:rPr>
-      </w:pPr>
-      <w:r>
-        <w:rPr>
-          <w:rFonts w:ascii="Times New Roman" w:hAnsi="Times New Roman" w:cs="Times New Roman"/>
-          <w:sz w:val="28"/>
-          <w:szCs w:val="28"/>
-        </w:rPr>
-        <w:t>В процессе работы были освоены современные подходы к вёрстке (</w:t>
-      </w:r>
-      <w:proofErr w:type="spellStart"/>
-      <w:r>
-        <w:rPr>
-          <w:rFonts w:ascii="Times New Roman" w:hAnsi="Times New Roman" w:cs="Times New Roman"/>
-          <w:sz w:val="28"/>
-          <w:szCs w:val="28"/>
-        </w:rPr>
-        <w:t>Flexbox</w:t>
-      </w:r>
-      <w:proofErr w:type="spellEnd"/>
-      <w:r>
-        <w:rPr>
-          <w:rFonts w:ascii="Times New Roman" w:hAnsi="Times New Roman" w:cs="Times New Roman"/>
-          <w:sz w:val="28"/>
-          <w:szCs w:val="28"/>
-        </w:rPr>
-        <w:t xml:space="preserve">, </w:t>
-      </w:r>
-      <w:proofErr w:type="spellStart"/>
-      <w:r>
-        <w:rPr>
-          <w:rFonts w:ascii="Times New Roman" w:hAnsi="Times New Roman" w:cs="Times New Roman"/>
-          <w:sz w:val="28"/>
-          <w:szCs w:val="28"/>
-        </w:rPr>
-        <w:t>Grid</w:t>
-      </w:r>
-      <w:proofErr w:type="spellEnd"/>
-      <w:r>
-        <w:rPr>
-          <w:rFonts w:ascii="Times New Roman" w:hAnsi="Times New Roman" w:cs="Times New Roman"/>
-          <w:sz w:val="28"/>
-          <w:szCs w:val="28"/>
-        </w:rPr>
-        <w:t>, медиа-запросы), принципы объектно-ориентированного программирования на JavaScript, а также получен опыт работы с асинхронными запросами и локальным хранилищем.</w:t>
-      </w:r>
-    </w:p>
-    <w:p>
-      <w:pPr>
-        <w:spacing w:after="0" w:line="360" w:lineRule="auto"/>
-        <w:ind w:firstLine="709"/>
-        <w:jc w:val="both"/>
-        <w:rPr>
-          <w:rFonts w:ascii="Times New Roman" w:hAnsi="Times New Roman" w:cs="Times New Roman"/>
-          <w:sz w:val="28"/>
-          <w:szCs w:val="28"/>
-        </w:rPr>
-      </w:pPr>
-    </w:p>
-    <w:p>
-      <w:pPr>
-        <w:spacing w:after="0" w:line="360" w:lineRule="auto"/>
-        <w:ind w:firstLine="709"/>
-        <w:jc w:val="both"/>
-        <w:rPr>
-          <w:rFonts w:ascii="Times New Roman" w:hAnsi="Times New Roman" w:cs="Times New Roman"/>
-          <w:sz w:val="28"/>
-          <w:szCs w:val="28"/>
-        </w:rPr>
-      </w:pPr>
-      <w:r>
-        <w:rPr>
-          <w:rFonts w:ascii="Times New Roman" w:hAnsi="Times New Roman" w:cs="Times New Roman"/>
-          <w:sz w:val="28"/>
-          <w:szCs w:val="28"/>
-        </w:rPr>
-        <w:t>Таким образом, все поставленные задачи выполнены, цель курсового проекта достигнута.</w:t>
-      </w:r>
-    </w:p>
-    <w:p>
-      <w:pPr>
-        <w:ind w:right="-1"/>
-        <w:rPr>
-          <w:rFonts w:ascii="Times New Roman" w:hAnsi="Times New Roman" w:cs="Times New Roman"/>
-          <w:sz w:val="28"/>
-          <w:szCs w:val="28"/>
-        </w:rPr>
-      </w:pPr>
-    </w:p>
-    <w:p>
-      <w:pPr>
-        <w:ind w:right="-1"/>
-        <w:rPr>
-          <w:rFonts w:ascii="Times New Roman" w:hAnsi="Times New Roman" w:cs="Times New Roman"/>
-          <w:sz w:val="28"/>
-          <w:szCs w:val="28"/>
-        </w:rPr>
-      </w:pPr>
-    </w:p>
-    <w:p>
-      <w:pPr>
-        <w:ind w:right="-1"/>
-        <w:rPr>
-          <w:rFonts w:ascii="Times New Roman" w:hAnsi="Times New Roman" w:cs="Times New Roman"/>
-          <w:sz w:val="28"/>
-          <w:szCs w:val="28"/>
-        </w:rPr>
-      </w:pPr>
-    </w:p>
-    <w:p>
-      <w:pPr>
-        <w:ind w:right="-1"/>
-        <w:rPr>
-          <w:rFonts w:ascii="Times New Roman" w:hAnsi="Times New Roman" w:cs="Times New Roman"/>
-          <w:sz w:val="28"/>
-          <w:szCs w:val="28"/>
-        </w:rPr>
-      </w:pPr>
-    </w:p>
-    <w:p>
-      <w:pPr>
-        <w:ind w:right="-1"/>
-        <w:rPr>
-          <w:rFonts w:ascii="Times New Roman" w:hAnsi="Times New Roman" w:cs="Times New Roman"/>
-          <w:sz w:val="28"/>
-          <w:szCs w:val="28"/>
-        </w:rPr>
-      </w:pPr>
-    </w:p>
-    <w:p>
-      <w:pPr>
-        <w:spacing w:after="0" w:line="360" w:lineRule="auto"/>
-        <w:ind w:firstLine="709"/>
-        <w:jc w:val="both"/>
+      </w:pPr>
+      <w:r>
         <w:rPr>
           <w:rFonts w:ascii="Times New Roman" w:hAnsi="Times New Roman" w:cs="Times New Roman"/>
           <w:b/>
@@ -15082,8 +12925,151 @@
           <w:sz w:val="28"/>
           <w:szCs w:val="28"/>
         </w:rPr>
-      </w:pPr>
-      <w:r>
+        <w:lastRenderedPageBreak/>
+        <w:t>ЗАКЛЮЧЕНИЕ</w:t>
+      </w:r>
+    </w:p>
+    <w:p>
+      <w:pPr>
+        <w:spacing w:after="0" w:line="360" w:lineRule="auto"/>
+        <w:ind w:firstLine="709"/>
+        <w:jc w:val="both"/>
+        <w:rPr>
+          <w:rFonts w:ascii="Times New Roman" w:hAnsi="Times New Roman" w:cs="Times New Roman"/>
+          <w:sz w:val="28"/>
+          <w:szCs w:val="28"/>
+        </w:rPr>
+      </w:pPr>
+      <w:r>
+        <w:rPr>
+          <w:rFonts w:ascii="Times New Roman" w:hAnsi="Times New Roman" w:cs="Times New Roman"/>
+          <w:sz w:val="28"/>
+          <w:szCs w:val="28"/>
+        </w:rPr>
+        <w:t>В ходе выполнения курсового проекта была достигнута поставленная цель — разработан удобный и функциональный веб-интерфейс для благотворительности.</w:t>
+      </w:r>
+    </w:p>
+    <w:p>
+      <w:pPr>
+        <w:spacing w:after="0" w:line="360" w:lineRule="auto"/>
+        <w:ind w:firstLine="709"/>
+        <w:jc w:val="both"/>
+        <w:rPr>
+          <w:rFonts w:ascii="Times New Roman" w:hAnsi="Times New Roman" w:cs="Times New Roman"/>
+          <w:sz w:val="28"/>
+          <w:szCs w:val="28"/>
+        </w:rPr>
+      </w:pPr>
+    </w:p>
+    <w:p>
+      <w:pPr>
+        <w:spacing w:after="0" w:line="360" w:lineRule="auto"/>
+        <w:ind w:firstLine="709"/>
+        <w:jc w:val="both"/>
+        <w:rPr>
+          <w:rFonts w:ascii="Times New Roman" w:hAnsi="Times New Roman" w:cs="Times New Roman"/>
+          <w:sz w:val="28"/>
+          <w:szCs w:val="28"/>
+        </w:rPr>
+      </w:pPr>
+      <w:r>
+        <w:rPr>
+          <w:rFonts w:ascii="Times New Roman" w:hAnsi="Times New Roman" w:cs="Times New Roman"/>
+          <w:sz w:val="28"/>
+          <w:szCs w:val="28"/>
+        </w:rPr>
+        <w:t>Все задачи, поставленные во введении, решены в полном объёме. Разработанный интерфейс представляет собой полноценное клиентское приложение, демонстрирующее навыки работы с HTML, CSS и JavaScript. Все данные о сборах хранятся в JSON-файле и загружаются через Fetch API. История пожертвований и ежедневный счётчик сохраняются в localStorage, что позволяет не терять данные после перезагрузки страницы.</w:t>
+      </w:r>
+    </w:p>
+    <w:p>
+      <w:pPr>
+        <w:spacing w:after="0" w:line="360" w:lineRule="auto"/>
+        <w:ind w:firstLine="709"/>
+        <w:jc w:val="both"/>
+        <w:rPr>
+          <w:rFonts w:ascii="Times New Roman" w:hAnsi="Times New Roman" w:cs="Times New Roman"/>
+          <w:sz w:val="28"/>
+          <w:szCs w:val="28"/>
+        </w:rPr>
+      </w:pPr>
+    </w:p>
+    <w:p>
+      <w:pPr>
+        <w:spacing w:after="0" w:line="360" w:lineRule="auto"/>
+        <w:ind w:firstLine="709"/>
+        <w:jc w:val="both"/>
+        <w:rPr>
+          <w:rFonts w:ascii="Times New Roman" w:hAnsi="Times New Roman" w:cs="Times New Roman"/>
+          <w:sz w:val="28"/>
+          <w:szCs w:val="28"/>
+        </w:rPr>
+      </w:pPr>
+      <w:r>
+        <w:rPr>
+          <w:rFonts w:ascii="Times New Roman" w:hAnsi="Times New Roman" w:cs="Times New Roman"/>
+          <w:sz w:val="28"/>
+          <w:szCs w:val="28"/>
+        </w:rPr>
+        <w:t>В процессе работы были освоены современные подходы к вёрстке (Flexbox, Grid, медиа-запросы), принципы объектно-ориентированного программирования на JavaScript, а также получен опыт работы с асинхронными запросами и локальным хранилищем.</w:t>
+      </w:r>
+    </w:p>
+    <w:p>
+      <w:pPr>
+        <w:spacing w:after="0" w:line="360" w:lineRule="auto"/>
+        <w:ind w:firstLine="709"/>
+        <w:jc w:val="both"/>
+        <w:rPr>
+          <w:rFonts w:ascii="Times New Roman" w:hAnsi="Times New Roman" w:cs="Times New Roman"/>
+          <w:sz w:val="28"/>
+          <w:szCs w:val="28"/>
+        </w:rPr>
+      </w:pPr>
+    </w:p>
+    <w:p>
+      <w:pPr>
+        <w:spacing w:after="0" w:line="360" w:lineRule="auto"/>
+        <w:ind w:firstLine="709"/>
+        <w:jc w:val="both"/>
+        <w:rPr>
+          <w:rFonts w:ascii="Times New Roman" w:hAnsi="Times New Roman" w:cs="Times New Roman"/>
+          <w:sz w:val="28"/>
+          <w:szCs w:val="28"/>
+        </w:rPr>
+      </w:pPr>
+      <w:r>
+        <w:rPr>
+          <w:rFonts w:ascii="Times New Roman" w:hAnsi="Times New Roman" w:cs="Times New Roman"/>
+          <w:sz w:val="28"/>
+          <w:szCs w:val="28"/>
+        </w:rPr>
+        <w:t>Таким образом, все поставленные задачи выполнены, цель курсового проекта достигнута.</w:t>
+      </w:r>
+    </w:p>
+    <w:p>
+      <w:pPr>
+        <w:ind w:right="-1"/>
+        <w:rPr>
+          <w:rFonts w:ascii="Times New Roman" w:hAnsi="Times New Roman" w:cs="Times New Roman"/>
+          <w:sz w:val="28"/>
+          <w:szCs w:val="28"/>
+        </w:rPr>
+      </w:pPr>
+    </w:p>
+    <w:p>
+      <w:pPr>
+        <w:ind w:right="-1"/>
+        <w:rPr>
+          <w:rFonts w:ascii="Times New Roman" w:hAnsi="Times New Roman" w:cs="Times New Roman"/>
+          <w:sz w:val="28"/>
+          <w:szCs w:val="28"/>
+        </w:rPr>
+      </w:pPr>
+    </w:p>
+    <w:p>
+      <w:pPr>
+        <w:spacing w:after="0" w:line="360" w:lineRule="auto"/>
+        <w:ind w:firstLine="709"/>
+        <w:jc w:val="both"/>
         <w:rPr>
           <w:rFonts w:ascii="Times New Roman" w:hAnsi="Times New Roman" w:cs="Times New Roman"/>
           <w:b/>
@@ -15091,369 +13077,8 @@
           <w:sz w:val="28"/>
           <w:szCs w:val="28"/>
         </w:rPr>
-        <w:lastRenderedPageBreak/>
-        <w:t>СПИСОК ИСПОЛЬЗОВАННЫХ ИСТОЧНИКОВ</w:t>
-      </w:r>
-    </w:p>
-    <w:p>
-      <w:pPr>
-        <w:spacing w:after="0" w:line="360" w:lineRule="auto"/>
-        <w:ind w:firstLine="709"/>
-        <w:jc w:val="both"/>
-        <w:rPr>
-          <w:rFonts w:ascii="Times New Roman" w:hAnsi="Times New Roman" w:cs="Times New Roman"/>
-          <w:sz w:val="28"/>
-          <w:szCs w:val="28"/>
-        </w:rPr>
-      </w:pPr>
-    </w:p>
-    <w:p>
-      <w:pPr>
-        <w:spacing w:after="0" w:line="360" w:lineRule="auto"/>
-        <w:ind w:firstLine="709"/>
-        <w:jc w:val="both"/>
-        <w:rPr>
-          <w:rFonts w:ascii="Times New Roman" w:hAnsi="Times New Roman" w:cs="Times New Roman"/>
-          <w:sz w:val="28"/>
-          <w:szCs w:val="28"/>
-        </w:rPr>
-      </w:pPr>
-      <w:r>
-        <w:rPr>
-          <w:rFonts w:ascii="Times New Roman" w:hAnsi="Times New Roman" w:cs="Times New Roman"/>
-          <w:sz w:val="28"/>
-          <w:szCs w:val="28"/>
-        </w:rPr>
-        <w:t>Кузьмин Александр Геннадьевич — Разработка фронтенд-приложений.</w:t>
-      </w:r>
-    </w:p>
-    <w:p>
-      <w:pPr>
-        <w:spacing w:after="0" w:line="360" w:lineRule="auto"/>
-        <w:ind w:firstLine="709"/>
-        <w:jc w:val="both"/>
-        <w:rPr>
-          <w:rFonts w:ascii="Times New Roman" w:hAnsi="Times New Roman" w:cs="Times New Roman"/>
-          <w:sz w:val="28"/>
-          <w:szCs w:val="28"/>
-        </w:rPr>
-      </w:pPr>
-    </w:p>
-    <w:p>
-      <w:pPr>
-        <w:spacing w:after="0" w:line="360" w:lineRule="auto"/>
-        <w:ind w:firstLine="709"/>
-        <w:jc w:val="both"/>
-        <w:rPr>
-          <w:rFonts w:ascii="Times New Roman" w:hAnsi="Times New Roman" w:cs="Times New Roman"/>
-          <w:sz w:val="28"/>
-          <w:szCs w:val="28"/>
-        </w:rPr>
-      </w:pPr>
-      <w:r>
-        <w:rPr>
-          <w:rFonts w:ascii="Times New Roman" w:hAnsi="Times New Roman" w:cs="Times New Roman"/>
-          <w:sz w:val="28"/>
-          <w:szCs w:val="28"/>
-        </w:rPr>
-        <w:t>Кухтин Сергей Александрович — Frontend-разработка сайтов и приложений на HTML, CSS, JavaScript и React.</w:t>
-      </w:r>
-    </w:p>
-    <w:p>
-      <w:pPr>
-        <w:spacing w:after="0" w:line="360" w:lineRule="auto"/>
-        <w:ind w:firstLine="709"/>
-        <w:jc w:val="both"/>
-        <w:rPr>
-          <w:rFonts w:ascii="Times New Roman" w:hAnsi="Times New Roman" w:cs="Times New Roman"/>
-          <w:sz w:val="28"/>
-          <w:szCs w:val="28"/>
-        </w:rPr>
-      </w:pPr>
-    </w:p>
-    <w:p>
-      <w:pPr>
-        <w:spacing w:after="0" w:line="360" w:lineRule="auto"/>
-        <w:ind w:firstLine="709"/>
-        <w:jc w:val="both"/>
-        <w:rPr>
-          <w:rFonts w:ascii="Times New Roman" w:hAnsi="Times New Roman" w:cs="Times New Roman"/>
-          <w:sz w:val="28"/>
-          <w:szCs w:val="28"/>
-        </w:rPr>
-      </w:pPr>
-      <w:r>
-        <w:rPr>
-          <w:rFonts w:ascii="Times New Roman" w:hAnsi="Times New Roman" w:cs="Times New Roman"/>
-          <w:sz w:val="28"/>
-          <w:szCs w:val="28"/>
-        </w:rPr>
-        <w:t>Флэнаган Дэвид — JavaScript. Подробное руководство.</w:t>
-      </w:r>
-    </w:p>
-    <w:p>
-      <w:pPr>
-        <w:spacing w:after="0" w:line="360" w:lineRule="auto"/>
-        <w:ind w:firstLine="709"/>
-        <w:jc w:val="both"/>
-        <w:rPr>
-          <w:rFonts w:ascii="Times New Roman" w:hAnsi="Times New Roman" w:cs="Times New Roman"/>
-          <w:sz w:val="28"/>
-          <w:szCs w:val="28"/>
-        </w:rPr>
-      </w:pPr>
-    </w:p>
-    <w:p>
-      <w:pPr>
-        <w:spacing w:after="0" w:line="360" w:lineRule="auto"/>
-        <w:ind w:firstLine="709"/>
-        <w:jc w:val="both"/>
-        <w:rPr>
-          <w:rFonts w:ascii="Times New Roman" w:hAnsi="Times New Roman" w:cs="Times New Roman"/>
-          <w:sz w:val="28"/>
-          <w:szCs w:val="28"/>
-        </w:rPr>
-      </w:pPr>
-      <w:r>
-        <w:rPr>
-          <w:rFonts w:ascii="Times New Roman" w:hAnsi="Times New Roman" w:cs="Times New Roman"/>
-          <w:sz w:val="28"/>
-          <w:szCs w:val="28"/>
-        </w:rPr>
-        <w:t>Дакетт Джон — HTML и CSS. Разработка и дизайн веб-сайтов.</w:t>
-      </w:r>
-    </w:p>
-    <w:p>
-      <w:pPr>
-        <w:spacing w:after="0" w:line="360" w:lineRule="auto"/>
-        <w:ind w:firstLine="709"/>
-        <w:jc w:val="both"/>
-        <w:rPr>
-          <w:rFonts w:ascii="Times New Roman" w:hAnsi="Times New Roman" w:cs="Times New Roman"/>
-          <w:sz w:val="28"/>
-          <w:szCs w:val="28"/>
-        </w:rPr>
-      </w:pPr>
-    </w:p>
-    <w:p>
-      <w:pPr>
-        <w:spacing w:after="0" w:line="360" w:lineRule="auto"/>
-        <w:ind w:firstLine="709"/>
-        <w:jc w:val="both"/>
-        <w:rPr>
-          <w:rFonts w:ascii="Times New Roman" w:hAnsi="Times New Roman" w:cs="Times New Roman"/>
-          <w:sz w:val="28"/>
-          <w:szCs w:val="28"/>
-        </w:rPr>
-      </w:pPr>
-      <w:r>
-        <w:rPr>
-          <w:rFonts w:ascii="Times New Roman" w:hAnsi="Times New Roman" w:cs="Times New Roman"/>
-          <w:sz w:val="28"/>
-          <w:szCs w:val="28"/>
-        </w:rPr>
-        <w:t>Проектирование и разработка WEB-приложений. Введение в frontend и backend разработку на JavaScript и node.js.</w:t>
-      </w:r>
-    </w:p>
-    <w:p>
-      <w:pPr>
-        <w:spacing w:after="0" w:line="360" w:lineRule="auto"/>
-        <w:ind w:firstLine="709"/>
-        <w:jc w:val="both"/>
-        <w:rPr>
-          <w:rFonts w:ascii="Times New Roman" w:hAnsi="Times New Roman" w:cs="Times New Roman"/>
-          <w:sz w:val="28"/>
-          <w:szCs w:val="28"/>
-        </w:rPr>
-      </w:pPr>
-    </w:p>
-    <w:p>
-      <w:pPr>
-        <w:spacing w:after="0" w:line="360" w:lineRule="auto"/>
-        <w:ind w:firstLine="709"/>
-        <w:jc w:val="both"/>
-        <w:rPr>
-          <w:rFonts w:ascii="Times New Roman" w:hAnsi="Times New Roman" w:cs="Times New Roman"/>
-          <w:sz w:val="28"/>
-          <w:szCs w:val="28"/>
-        </w:rPr>
-      </w:pPr>
-      <w:r>
-        <w:rPr>
-          <w:rFonts w:ascii="Times New Roman" w:hAnsi="Times New Roman" w:cs="Times New Roman"/>
-          <w:sz w:val="28"/>
-          <w:szCs w:val="28"/>
-        </w:rPr>
-        <w:t>Методические указания по выполнению курсового проекта по дисциплине «Информационные технологии и программирование».</w:t>
-      </w:r>
-    </w:p>
-    <w:p>
-      <w:pPr>
-        <w:spacing w:after="0" w:line="360" w:lineRule="auto"/>
-        <w:ind w:firstLine="709"/>
-        <w:jc w:val="both"/>
-        <w:rPr>
-          <w:rFonts w:ascii="Times New Roman" w:hAnsi="Times New Roman" w:cs="Times New Roman"/>
-          <w:sz w:val="28"/>
-          <w:szCs w:val="28"/>
-        </w:rPr>
-      </w:pPr>
-    </w:p>
-    <w:p>
-      <w:pPr>
-        <w:spacing w:after="0" w:line="360" w:lineRule="auto"/>
-        <w:ind w:firstLine="709"/>
-        <w:jc w:val="both"/>
-        <w:rPr>
-          <w:rFonts w:ascii="Times New Roman" w:hAnsi="Times New Roman" w:cs="Times New Roman"/>
-          <w:sz w:val="28"/>
-          <w:szCs w:val="28"/>
-        </w:rPr>
-      </w:pPr>
-      <w:r>
-        <w:rPr>
-          <w:rFonts w:ascii="Times New Roman" w:hAnsi="Times New Roman" w:cs="Times New Roman"/>
-          <w:sz w:val="28"/>
-          <w:szCs w:val="28"/>
-        </w:rPr>
-        <w:t>ресурсы для разработчиков — https://developer.mozilla.org/ru/</w:t>
-      </w:r>
-    </w:p>
-    <w:p>
-      <w:pPr>
-        <w:spacing w:after="0" w:line="360" w:lineRule="auto"/>
-        <w:ind w:firstLine="709"/>
-        <w:jc w:val="both"/>
-        <w:rPr>
-          <w:rFonts w:ascii="Times New Roman" w:hAnsi="Times New Roman" w:cs="Times New Roman"/>
-          <w:sz w:val="28"/>
-          <w:szCs w:val="28"/>
-        </w:rPr>
-      </w:pPr>
-    </w:p>
-    <w:p>
-      <w:pPr>
-        <w:spacing w:after="0" w:line="360" w:lineRule="auto"/>
-        <w:ind w:firstLine="709"/>
-        <w:jc w:val="both"/>
-        <w:rPr>
-          <w:rFonts w:ascii="Times New Roman" w:hAnsi="Times New Roman" w:cs="Times New Roman"/>
-          <w:sz w:val="28"/>
-          <w:szCs w:val="28"/>
-        </w:rPr>
-      </w:pPr>
-      <w:r>
-        <w:rPr>
-          <w:rFonts w:ascii="Times New Roman" w:hAnsi="Times New Roman" w:cs="Times New Roman"/>
-          <w:sz w:val="28"/>
-          <w:szCs w:val="28"/>
-        </w:rPr>
-        <w:t>Сайт о программировании — https://metanit.com/</w:t>
-      </w:r>
-    </w:p>
-    <w:p>
-      <w:pPr>
-        <w:ind w:right="-1"/>
-        <w:rPr>
-          <w:rFonts w:ascii="Times New Roman" w:hAnsi="Times New Roman" w:cs="Times New Roman"/>
-          <w:sz w:val="28"/>
-          <w:szCs w:val="28"/>
-        </w:rPr>
-      </w:pPr>
-    </w:p>
-    <w:p>
-      <w:pPr>
-        <w:ind w:right="-1"/>
-        <w:rPr>
-          <w:rFonts w:ascii="Times New Roman" w:hAnsi="Times New Roman" w:cs="Times New Roman"/>
-          <w:sz w:val="28"/>
-          <w:szCs w:val="28"/>
-        </w:rPr>
-      </w:pPr>
-    </w:p>
-    <w:p>
-      <w:pPr>
-        <w:ind w:right="-1"/>
-        <w:rPr>
-          <w:rFonts w:ascii="Times New Roman" w:hAnsi="Times New Roman" w:cs="Times New Roman"/>
-          <w:sz w:val="28"/>
-          <w:szCs w:val="28"/>
-        </w:rPr>
-      </w:pPr>
-    </w:p>
-    <w:p>
-      <w:pPr>
-        <w:ind w:right="-1"/>
-        <w:rPr>
-          <w:rFonts w:ascii="Times New Roman" w:hAnsi="Times New Roman" w:cs="Times New Roman"/>
-          <w:sz w:val="28"/>
-          <w:szCs w:val="28"/>
-        </w:rPr>
-      </w:pPr>
-    </w:p>
-    <w:p>
-      <w:pPr>
-        <w:ind w:right="-1"/>
-        <w:rPr>
-          <w:rFonts w:ascii="Times New Roman" w:hAnsi="Times New Roman" w:cs="Times New Roman"/>
-          <w:sz w:val="28"/>
-          <w:szCs w:val="28"/>
-        </w:rPr>
-      </w:pPr>
-    </w:p>
-    <w:p>
-      <w:pPr>
-        <w:ind w:right="-1"/>
-        <w:rPr>
-          <w:rFonts w:ascii="Times New Roman" w:hAnsi="Times New Roman" w:cs="Times New Roman"/>
-          <w:sz w:val="28"/>
-          <w:szCs w:val="28"/>
-        </w:rPr>
-      </w:pPr>
-    </w:p>
-    <w:p>
-      <w:pPr>
-        <w:ind w:right="-1"/>
-        <w:rPr>
-          <w:rFonts w:ascii="Times New Roman" w:hAnsi="Times New Roman" w:cs="Times New Roman"/>
-          <w:sz w:val="28"/>
-          <w:szCs w:val="28"/>
-        </w:rPr>
-      </w:pPr>
-    </w:p>
-    <w:p>
-      <w:pPr>
-        <w:ind w:right="-1"/>
-        <w:rPr>
-          <w:rFonts w:ascii="Times New Roman" w:hAnsi="Times New Roman" w:cs="Times New Roman"/>
-          <w:sz w:val="28"/>
-          <w:szCs w:val="28"/>
-        </w:rPr>
-      </w:pPr>
-    </w:p>
-    <w:p>
-      <w:pPr>
-        <w:ind w:right="-1"/>
-        <w:rPr>
-          <w:rFonts w:ascii="Times New Roman" w:hAnsi="Times New Roman" w:cs="Times New Roman"/>
-          <w:sz w:val="28"/>
-          <w:szCs w:val="28"/>
-        </w:rPr>
-      </w:pPr>
-    </w:p>
-    <w:p>
-      <w:pPr>
-        <w:ind w:right="-1"/>
-        <w:rPr>
-          <w:rFonts w:ascii="Times New Roman" w:hAnsi="Times New Roman" w:cs="Times New Roman"/>
-          <w:sz w:val="28"/>
-          <w:szCs w:val="28"/>
-        </w:rPr>
-      </w:pPr>
-    </w:p>
-    <w:p>
-      <w:pPr>
-        <w:ind w:right="-1"/>
+      </w:pPr>
+      <w:r>
         <w:rPr>
           <w:rFonts w:ascii="Times New Roman" w:hAnsi="Times New Roman" w:cs="Times New Roman"/>
           <w:b/>
@@ -15461,8 +13086,281 @@
           <w:sz w:val="28"/>
           <w:szCs w:val="28"/>
         </w:rPr>
-      </w:pPr>
-      <w:r>
+        <w:t>СПИСОК ИСПОЛЬЗОВАННЫХ ИСТОЧНИКОВ</w:t>
+      </w:r>
+    </w:p>
+    <w:p>
+      <w:pPr>
+        <w:spacing w:after="0" w:line="360" w:lineRule="auto"/>
+        <w:ind w:firstLine="709"/>
+        <w:jc w:val="both"/>
+        <w:rPr>
+          <w:rFonts w:ascii="Times New Roman" w:hAnsi="Times New Roman" w:cs="Times New Roman"/>
+          <w:sz w:val="28"/>
+          <w:szCs w:val="28"/>
+        </w:rPr>
+      </w:pPr>
+    </w:p>
+    <w:p>
+      <w:pPr>
+        <w:spacing w:after="0" w:line="360" w:lineRule="auto"/>
+        <w:jc w:val="both"/>
+        <w:rPr>
+          <w:rFonts w:ascii="Times New Roman" w:hAnsi="Times New Roman" w:cs="Times New Roman"/>
+          <w:sz w:val="28"/>
+          <w:szCs w:val="28"/>
+        </w:rPr>
+      </w:pPr>
+      <w:r>
+        <w:rPr>
+          <w:rFonts w:ascii="Times New Roman" w:hAnsi="Times New Roman" w:cs="Times New Roman"/>
+          <w:sz w:val="28"/>
+          <w:szCs w:val="28"/>
+        </w:rPr>
+        <w:t>Кузьмин Александр Геннадьевич — Разработка фронтенд-приложений.</w:t>
+      </w:r>
+    </w:p>
+    <w:p>
+      <w:pPr>
+        <w:spacing w:after="0" w:line="360" w:lineRule="auto"/>
+        <w:ind w:firstLine="709"/>
+        <w:jc w:val="both"/>
+        <w:rPr>
+          <w:rFonts w:ascii="Times New Roman" w:hAnsi="Times New Roman" w:cs="Times New Roman"/>
+          <w:sz w:val="28"/>
+          <w:szCs w:val="28"/>
+        </w:rPr>
+      </w:pPr>
+    </w:p>
+    <w:p>
+      <w:pPr>
+        <w:spacing w:after="0" w:line="360" w:lineRule="auto"/>
+        <w:jc w:val="both"/>
+        <w:rPr>
+          <w:rFonts w:ascii="Times New Roman" w:hAnsi="Times New Roman" w:cs="Times New Roman"/>
+          <w:sz w:val="28"/>
+          <w:szCs w:val="28"/>
+        </w:rPr>
+      </w:pPr>
+      <w:r>
+        <w:rPr>
+          <w:rFonts w:ascii="Times New Roman" w:hAnsi="Times New Roman" w:cs="Times New Roman"/>
+          <w:sz w:val="28"/>
+          <w:szCs w:val="28"/>
+        </w:rPr>
+        <w:t>Кухтин Сергей Александрович — Frontend-разработка сайтов и приложений на HTML, CSS, JavaScript и React.</w:t>
+      </w:r>
+    </w:p>
+    <w:p>
+      <w:pPr>
+        <w:spacing w:after="0" w:line="360" w:lineRule="auto"/>
+        <w:ind w:firstLine="709"/>
+        <w:jc w:val="both"/>
+        <w:rPr>
+          <w:rFonts w:ascii="Times New Roman" w:hAnsi="Times New Roman" w:cs="Times New Roman"/>
+          <w:sz w:val="28"/>
+          <w:szCs w:val="28"/>
+        </w:rPr>
+      </w:pPr>
+    </w:p>
+    <w:p>
+      <w:pPr>
+        <w:spacing w:after="0" w:line="360" w:lineRule="auto"/>
+        <w:jc w:val="both"/>
+        <w:rPr>
+          <w:rFonts w:ascii="Times New Roman" w:hAnsi="Times New Roman" w:cs="Times New Roman"/>
+          <w:sz w:val="28"/>
+          <w:szCs w:val="28"/>
+        </w:rPr>
+      </w:pPr>
+      <w:r>
+        <w:rPr>
+          <w:rFonts w:ascii="Times New Roman" w:hAnsi="Times New Roman" w:cs="Times New Roman"/>
+          <w:sz w:val="28"/>
+          <w:szCs w:val="28"/>
+        </w:rPr>
+        <w:t>Флэнаган Дэвид — JavaScript. Подробное руководство.</w:t>
+      </w:r>
+    </w:p>
+    <w:p>
+      <w:pPr>
+        <w:spacing w:after="0" w:line="360" w:lineRule="auto"/>
+        <w:ind w:firstLine="709"/>
+        <w:jc w:val="both"/>
+        <w:rPr>
+          <w:rFonts w:ascii="Times New Roman" w:hAnsi="Times New Roman" w:cs="Times New Roman"/>
+          <w:sz w:val="28"/>
+          <w:szCs w:val="28"/>
+        </w:rPr>
+      </w:pPr>
+    </w:p>
+    <w:p>
+      <w:pPr>
+        <w:spacing w:after="0" w:line="360" w:lineRule="auto"/>
+        <w:jc w:val="both"/>
+        <w:rPr>
+          <w:rFonts w:ascii="Times New Roman" w:hAnsi="Times New Roman" w:cs="Times New Roman"/>
+          <w:sz w:val="28"/>
+          <w:szCs w:val="28"/>
+        </w:rPr>
+      </w:pPr>
+      <w:r>
+        <w:rPr>
+          <w:rFonts w:ascii="Times New Roman" w:hAnsi="Times New Roman" w:cs="Times New Roman"/>
+          <w:sz w:val="28"/>
+          <w:szCs w:val="28"/>
+        </w:rPr>
+        <w:lastRenderedPageBreak/>
+        <w:t>Дакетт Джон — HTML и CSS. Разработка и дизайн веб-сайтов.</w:t>
+      </w:r>
+    </w:p>
+    <w:p>
+      <w:pPr>
+        <w:spacing w:after="0" w:line="360" w:lineRule="auto"/>
+        <w:ind w:firstLine="709"/>
+        <w:jc w:val="both"/>
+        <w:rPr>
+          <w:rFonts w:ascii="Times New Roman" w:hAnsi="Times New Roman" w:cs="Times New Roman"/>
+          <w:sz w:val="28"/>
+          <w:szCs w:val="28"/>
+        </w:rPr>
+      </w:pPr>
+    </w:p>
+    <w:p>
+      <w:pPr>
+        <w:spacing w:after="0" w:line="360" w:lineRule="auto"/>
+        <w:jc w:val="both"/>
+        <w:rPr>
+          <w:rFonts w:ascii="Times New Roman" w:hAnsi="Times New Roman" w:cs="Times New Roman"/>
+          <w:sz w:val="28"/>
+          <w:szCs w:val="28"/>
+        </w:rPr>
+      </w:pPr>
+      <w:r>
+        <w:rPr>
+          <w:rFonts w:ascii="Times New Roman" w:hAnsi="Times New Roman" w:cs="Times New Roman"/>
+          <w:sz w:val="28"/>
+          <w:szCs w:val="28"/>
+        </w:rPr>
+        <w:t>Проектирование и разработка WEB-приложений. Введение в frontend и backend разработку на JavaScript и node.js.</w:t>
+      </w:r>
+    </w:p>
+    <w:p>
+      <w:pPr>
+        <w:spacing w:after="0" w:line="360" w:lineRule="auto"/>
+        <w:ind w:firstLine="709"/>
+        <w:jc w:val="both"/>
+        <w:rPr>
+          <w:rFonts w:ascii="Times New Roman" w:hAnsi="Times New Roman" w:cs="Times New Roman"/>
+          <w:sz w:val="28"/>
+          <w:szCs w:val="28"/>
+        </w:rPr>
+      </w:pPr>
+    </w:p>
+    <w:p>
+      <w:pPr>
+        <w:spacing w:after="0" w:line="360" w:lineRule="auto"/>
+        <w:jc w:val="both"/>
+        <w:rPr>
+          <w:rFonts w:ascii="Times New Roman" w:hAnsi="Times New Roman" w:cs="Times New Roman"/>
+          <w:sz w:val="28"/>
+          <w:szCs w:val="28"/>
+        </w:rPr>
+      </w:pPr>
+      <w:r>
+        <w:rPr>
+          <w:rFonts w:ascii="Times New Roman" w:hAnsi="Times New Roman" w:cs="Times New Roman"/>
+          <w:sz w:val="28"/>
+          <w:szCs w:val="28"/>
+        </w:rPr>
+        <w:t>Методические указания по выполнению курсового проекта по дисциплине «Информационные технологии и программирование».</w:t>
+      </w:r>
+    </w:p>
+    <w:p>
+      <w:pPr>
+        <w:spacing w:after="0" w:line="360" w:lineRule="auto"/>
+        <w:ind w:firstLine="709"/>
+        <w:jc w:val="both"/>
+        <w:rPr>
+          <w:rFonts w:ascii="Times New Roman" w:hAnsi="Times New Roman" w:cs="Times New Roman"/>
+          <w:sz w:val="28"/>
+          <w:szCs w:val="28"/>
+        </w:rPr>
+      </w:pPr>
+    </w:p>
+    <w:p>
+      <w:pPr>
+        <w:spacing w:after="0" w:line="360" w:lineRule="auto"/>
+        <w:jc w:val="both"/>
+        <w:rPr>
+          <w:rFonts w:ascii="Times New Roman" w:hAnsi="Times New Roman" w:cs="Times New Roman"/>
+          <w:sz w:val="28"/>
+          <w:szCs w:val="28"/>
+        </w:rPr>
+      </w:pPr>
+      <w:r>
+        <w:rPr>
+          <w:rFonts w:ascii="Times New Roman" w:hAnsi="Times New Roman" w:cs="Times New Roman"/>
+          <w:sz w:val="28"/>
+          <w:szCs w:val="28"/>
+        </w:rPr>
+        <w:t>ресурсы для разработчиков — https://developer.mozilla.org/ru/</w:t>
+      </w:r>
+    </w:p>
+    <w:p>
+      <w:pPr>
+        <w:spacing w:after="0" w:line="360" w:lineRule="auto"/>
+        <w:ind w:firstLine="709"/>
+        <w:jc w:val="both"/>
+        <w:rPr>
+          <w:rFonts w:ascii="Times New Roman" w:hAnsi="Times New Roman" w:cs="Times New Roman"/>
+          <w:sz w:val="28"/>
+          <w:szCs w:val="28"/>
+        </w:rPr>
+      </w:pPr>
+    </w:p>
+    <w:p>
+      <w:pPr>
+        <w:spacing w:after="0" w:line="360" w:lineRule="auto"/>
+        <w:jc w:val="both"/>
+        <w:rPr>
+          <w:rFonts w:ascii="Times New Roman" w:hAnsi="Times New Roman" w:cs="Times New Roman"/>
+          <w:sz w:val="28"/>
+          <w:szCs w:val="28"/>
+        </w:rPr>
+      </w:pPr>
+      <w:r>
+        <w:rPr>
+          <w:rFonts w:ascii="Times New Roman" w:hAnsi="Times New Roman" w:cs="Times New Roman"/>
+          <w:sz w:val="28"/>
+          <w:szCs w:val="28"/>
+        </w:rPr>
+        <w:t>Сайт о программировании — https://metanit.com/</w:t>
+      </w:r>
+    </w:p>
+    <w:p>
+      <w:pPr>
+        <w:ind w:right="-1"/>
+        <w:rPr>
+          <w:rFonts w:ascii="Times New Roman" w:hAnsi="Times New Roman" w:cs="Times New Roman"/>
+          <w:sz w:val="28"/>
+          <w:szCs w:val="28"/>
+        </w:rPr>
+      </w:pPr>
+    </w:p>
+    <w:p>
+      <w:pPr>
+        <w:ind w:right="-1"/>
+        <w:rPr>
+          <w:rFonts w:ascii="Times New Roman" w:hAnsi="Times New Roman" w:cs="Times New Roman"/>
+          <w:sz w:val="28"/>
+          <w:szCs w:val="28"/>
+        </w:rPr>
+      </w:pPr>
+    </w:p>
+    <w:p>
+      <w:pPr>
+        <w:ind w:right="-1"/>
         <w:rPr>
           <w:rFonts w:ascii="Times New Roman" w:hAnsi="Times New Roman" w:cs="Times New Roman"/>
           <w:b/>
@@ -15470,7 +13368,15 @@
           <w:sz w:val="28"/>
           <w:szCs w:val="28"/>
         </w:rPr>
-        <w:lastRenderedPageBreak/>
+      </w:pPr>
+      <w:r>
+        <w:rPr>
+          <w:rFonts w:ascii="Times New Roman" w:hAnsi="Times New Roman" w:cs="Times New Roman"/>
+          <w:b/>
+          <w:bCs/>
+          <w:sz w:val="28"/>
+          <w:szCs w:val="28"/>
+        </w:rPr>
         <w:t>ПРИЛОЖЕНИЕ А. Скриншоты веб-интерфейса</w:t>
       </w:r>
     </w:p>
@@ -15505,12 +13411,156 @@
           <w:szCs w:val="28"/>
         </w:rPr>
       </w:pPr>
-      <w:r>
-        <w:rPr>
-          <w:rFonts w:ascii="Times New Roman" w:hAnsi="Times New Roman" w:cs="Times New Roman"/>
-          <w:sz w:val="28"/>
-          <w:szCs w:val="28"/>
-        </w:rPr>
+    </w:p>
+    <w:p>
+      <w:pPr>
+        <w:ind w:right="-1"/>
+        <w:jc w:val="center"/>
+        <w:rPr>
+          <w:rFonts w:ascii="Times New Roman" w:hAnsi="Times New Roman" w:cs="Times New Roman"/>
+          <w:sz w:val="28"/>
+          <w:szCs w:val="28"/>
+        </w:rPr>
+      </w:pPr>
+    </w:p>
+    <w:p>
+      <w:pPr>
+        <w:ind w:right="-1"/>
+        <w:jc w:val="center"/>
+        <w:rPr>
+          <w:rFonts w:ascii="Times New Roman" w:hAnsi="Times New Roman" w:cs="Times New Roman"/>
+          <w:sz w:val="28"/>
+          <w:szCs w:val="28"/>
+        </w:rPr>
+      </w:pPr>
+    </w:p>
+    <w:p>
+      <w:pPr>
+        <w:ind w:right="-1"/>
+        <w:jc w:val="center"/>
+        <w:rPr>
+          <w:rFonts w:ascii="Times New Roman" w:hAnsi="Times New Roman" w:cs="Times New Roman"/>
+          <w:sz w:val="28"/>
+          <w:szCs w:val="28"/>
+        </w:rPr>
+      </w:pPr>
+    </w:p>
+    <w:p>
+      <w:pPr>
+        <w:ind w:right="-1"/>
+        <w:jc w:val="center"/>
+        <w:rPr>
+          <w:rFonts w:ascii="Times New Roman" w:hAnsi="Times New Roman" w:cs="Times New Roman"/>
+          <w:sz w:val="28"/>
+          <w:szCs w:val="28"/>
+        </w:rPr>
+      </w:pPr>
+    </w:p>
+    <w:p>
+      <w:pPr>
+        <w:ind w:right="-1"/>
+        <w:jc w:val="center"/>
+        <w:rPr>
+          <w:rFonts w:ascii="Times New Roman" w:hAnsi="Times New Roman" w:cs="Times New Roman"/>
+          <w:sz w:val="28"/>
+          <w:szCs w:val="28"/>
+        </w:rPr>
+      </w:pPr>
+    </w:p>
+    <w:p>
+      <w:pPr>
+        <w:ind w:right="-1"/>
+        <w:jc w:val="center"/>
+        <w:rPr>
+          <w:rFonts w:ascii="Times New Roman" w:hAnsi="Times New Roman" w:cs="Times New Roman"/>
+          <w:sz w:val="28"/>
+          <w:szCs w:val="28"/>
+        </w:rPr>
+      </w:pPr>
+    </w:p>
+    <w:p>
+      <w:pPr>
+        <w:ind w:right="-1"/>
+        <w:jc w:val="center"/>
+        <w:rPr>
+          <w:rFonts w:ascii="Times New Roman" w:hAnsi="Times New Roman" w:cs="Times New Roman"/>
+          <w:sz w:val="28"/>
+          <w:szCs w:val="28"/>
+        </w:rPr>
+      </w:pPr>
+    </w:p>
+    <w:p>
+      <w:pPr>
+        <w:ind w:right="-1"/>
+        <w:jc w:val="center"/>
+        <w:rPr>
+          <w:rFonts w:ascii="Times New Roman" w:hAnsi="Times New Roman" w:cs="Times New Roman"/>
+          <w:sz w:val="28"/>
+          <w:szCs w:val="28"/>
+        </w:rPr>
+      </w:pPr>
+    </w:p>
+    <w:p>
+      <w:pPr>
+        <w:ind w:right="-1"/>
+        <w:jc w:val="center"/>
+        <w:rPr>
+          <w:rFonts w:ascii="Times New Roman" w:hAnsi="Times New Roman" w:cs="Times New Roman"/>
+          <w:sz w:val="28"/>
+          <w:szCs w:val="28"/>
+        </w:rPr>
+      </w:pPr>
+    </w:p>
+    <w:p>
+      <w:pPr>
+        <w:ind w:right="-1"/>
+        <w:jc w:val="center"/>
+        <w:rPr>
+          <w:rFonts w:ascii="Times New Roman" w:hAnsi="Times New Roman" w:cs="Times New Roman"/>
+          <w:sz w:val="28"/>
+          <w:szCs w:val="28"/>
+        </w:rPr>
+      </w:pPr>
+    </w:p>
+    <w:p>
+      <w:pPr>
+        <w:ind w:right="-1"/>
+        <w:jc w:val="center"/>
+        <w:rPr>
+          <w:rFonts w:ascii="Times New Roman" w:hAnsi="Times New Roman" w:cs="Times New Roman"/>
+          <w:sz w:val="28"/>
+          <w:szCs w:val="28"/>
+        </w:rPr>
+      </w:pPr>
+    </w:p>
+    <w:p>
+      <w:pPr>
+        <w:ind w:right="-1"/>
+        <w:jc w:val="center"/>
+        <w:rPr>
+          <w:rFonts w:ascii="Times New Roman" w:hAnsi="Times New Roman" w:cs="Times New Roman"/>
+          <w:sz w:val="28"/>
+          <w:szCs w:val="28"/>
+        </w:rPr>
+      </w:pPr>
+    </w:p>
+    <w:p>
+      <w:pPr>
+        <w:ind w:right="-1"/>
+        <w:jc w:val="center"/>
+        <w:rPr>
+          <w:rFonts w:ascii="Times New Roman" w:hAnsi="Times New Roman" w:cs="Times New Roman"/>
+          <w:sz w:val="28"/>
+          <w:szCs w:val="28"/>
+        </w:rPr>
+      </w:pPr>
+      <w:r>
+        <w:rPr>
+          <w:rFonts w:ascii="Times New Roman" w:hAnsi="Times New Roman" w:cs="Times New Roman"/>
+          <w:sz w:val="28"/>
+          <w:szCs w:val="28"/>
+        </w:rPr>
+        <w:lastRenderedPageBreak/>
         <w:t>Рисунок А.1 — Главная страница</w:t>
       </w:r>
     </w:p>
@@ -15666,6 +13716,7 @@
           <w:sz w:val="28"/>
           <w:szCs w:val="28"/>
         </w:rPr>
+        <w:lastRenderedPageBreak/>
         <w:t>Рисунок А.2 — Страница со списком сборов</w:t>
       </w:r>
     </w:p>
@@ -15788,6 +13839,7 @@
           <w:sz w:val="28"/>
           <w:szCs w:val="28"/>
         </w:rPr>
+        <w:lastRenderedPageBreak/>
         <w:t>Рисунок А.3 — Детальная страница сбора</w:t>
       </w:r>
     </w:p>
@@ -15970,6 +14022,7 @@
           <w:sz w:val="28"/>
           <w:szCs w:val="28"/>
         </w:rPr>
+        <w:lastRenderedPageBreak/>
         <w:t>Рисунок А.4 — Страница отчётности</w:t>
       </w:r>
     </w:p>
@@ -15989,7 +14042,6 @@
           <w:sz w:val="28"/>
           <w:szCs w:val="28"/>
         </w:rPr>
-        <w:lastRenderedPageBreak/>
         <w:drawing>
           <wp:inline distT="0" distB="0" distL="0" distR="0" wp14:anchorId="4B4678D6" wp14:editId="1A456072">
             <wp:extent cx="5940425" cy="8518525"/>
@@ -16053,6 +14105,7 @@
           <w:sz w:val="28"/>
           <w:szCs w:val="28"/>
         </w:rPr>
+        <w:lastRenderedPageBreak/>
         <w:t>Рисунок А.5 — Страница «О нас»</w:t>
       </w:r>
     </w:p>
@@ -16072,7 +14125,6 @@
           <w:sz w:val="28"/>
           <w:szCs w:val="28"/>
         </w:rPr>
-        <w:lastRenderedPageBreak/>
         <w:drawing>
           <wp:inline distT="0" distB="0" distL="0" distR="0" wp14:anchorId="5710CDFB" wp14:editId="60BD7685">
             <wp:extent cx="5940425" cy="4746625"/>
@@ -16256,6 +14308,7 @@
           <w:sz w:val="28"/>
           <w:szCs w:val="28"/>
         </w:rPr>
+        <w:lastRenderedPageBreak/>
         <w:t>Рисунок А.6 — Страница контактов</w:t>
       </w:r>
     </w:p>
@@ -16275,7 +14328,6 @@
           <w:sz w:val="28"/>
           <w:szCs w:val="28"/>
         </w:rPr>
-        <w:lastRenderedPageBreak/>
         <w:drawing>
           <wp:inline distT="0" distB="0" distL="0" distR="0" wp14:anchorId="5ADEB71C" wp14:editId="3C7303A8">
             <wp:extent cx="5940425" cy="4995545"/>
